--- a/evaluation/qualtrics/01_HCPs_PRE/separate_HCPs/HCP_4/main.docx
+++ b/evaluation/qualtrics/01_HCPs_PRE/separate_HCPs/HCP_4/main.docx
@@ -68,7 +68,7 @@
               <w:rPr>
                 <w:sz w:val="18"/>
               </w:rPr>
-              <w:t>Evaluatie van de klinische kwaliteit van het PHOENIX multi-agentsysteem (masterproef UGent)</w:t>
+              <w:t>Evaluatie van de klinische kwaliteit van een ontologiegebaseerd multi-agentsysteem voor gepersonaliseerde digitale geestelijke gezondheidszorg (PHOENIX)</w:t>
             </w:r>
           </w:p>
         </w:tc>
@@ -126,7 +126,7 @@
               <w:rPr>
                 <w:sz w:val="18"/>
               </w:rPr>
-              <w:t>Stijn Van Severen</w:t>
+              <w:t>Stijn Van Severen (masterproefstudent)</w:t>
             </w:r>
           </w:p>
         </w:tc>
@@ -155,7 +155,7 @@
               <w:rPr>
                 <w:sz w:val="18"/>
               </w:rPr>
-              <w:t>Prof. Geert Crombez; Dr. Annick De Paepe</w:t>
+              <w:t>Prof. Dr. Geert Crombez; Dr. Annick De Paepe</w:t>
             </w:r>
           </w:p>
         </w:tc>
@@ -221,12 +221,53 @@
     </w:tbl>
     <w:p/>
     <w:p>
+      <w:pPr>
+        <w:shd w:val="clear" w:color="auto" w:fill="DBEAFE"/>
+      </w:pPr>
       <w:r>
         <w:rPr>
-          <w:i/>
-          <w:sz w:val="18"/>
+          <w:sz w:val="20"/>
         </w:rPr>
-        <w:t>Vertrouwelijkheid: uw antwoorden worden voor analyse geanonimiseerd en uitsluitend gebruikt binnen deze masterproefstudie. Deelname is vrijwillig.</w:t>
+        <w:t>DOEL VAN DEZE BUNDEL</w:t>
+        <w:br/>
+        <w:br/>
+        <w:t>U neemt deel aan een evaluatiestudie waarin zorgprofessionals onafhankelijk dezelfde vijf klinische redeneerstappen uitvoeren als het PHOENIX-systeem. Uw antwoorden vormen het menselijke referentiecorpus voor een latere dubbelblinde vergelijking met systeemoutput.</w:t>
+        <w:br/>
+        <w:br/>
+        <w:t>Voor elk van uw twee casussen vult u dezelfde vijf delen in: (1) operationalisering, (2) initieel observatiemodel, (3) prioritering van behandeldoelen, (4) verfijning van EMA-metingen en (5) een mobiele coachingsboodschap.</w:t>
+        <w:br/>
+        <w:br/>
+        <w:t>We vragen uw eigen klinische oordeelsvorming. Antwoord zoals u dat in een reele professionele context zou doen, maar werk strikt volgens de instructies op de volgende pagina.</w:t>
+      </w:r>
+    </w:p>
+    <w:p/>
+    <w:p>
+      <w:pPr>
+        <w:shd w:val="clear" w:color="auto" w:fill="FEF3C7"/>
+      </w:pPr>
+      <w:r>
+        <w:rPr>
+          <w:sz w:val="20"/>
+        </w:rPr>
+        <w:t>VERTROUWELIJKHEID EN GEÏNFORMEERDE TOESTEMMING</w:t>
+        <w:br/>
+        <w:br/>
+        <w:t>Uw antwoorden worden voor analyse geanonimiseerd en uitsluitend gebruikt binnen deze masterproefstudie. Na ontvangst worden ze opgenomen in het expertreferentiecorpus voor de latere blind evaluatie van het PHOENIX-systeem.</w:t>
+        <w:br/>
+        <w:br/>
+        <w:t>Deelname is volledig vrijwillig. U kan zich op elk moment zonder opgave van reden terugtrekken door contact op te nemen met de onderzoeker via stijn.vanseveren@ugent.be. Terugtrekking heeft geen gevolgen.</w:t>
+        <w:br/>
+        <w:br/>
+        <w:t>Door dit ingevulde document te bezorgen aan de onderzoeker, bevestigt u dat:</w:t>
+        <w:br/>
+        <w:t xml:space="preserve">  (1) u de bovenstaande informatie hebt gelezen en begrepen;</w:t>
+        <w:br/>
+        <w:t xml:space="preserve">  (2) u vrijwillig instemt met deelname aan deze studie;</w:t>
+        <w:br/>
+        <w:t xml:space="preserve">  (3) u begrijpt dat uw antwoorden geanonimiseerd worden verwerkt.</w:t>
+        <w:br/>
+        <w:br/>
+        <w:t>Uw inzending geldt als geïnformeerde toestemming.</w:t>
       </w:r>
     </w:p>
     <w:p>
@@ -707,13 +748,13 @@
         <w:br/>
         <w:t>1. Werk sequentieel: Deel 1 -&gt; Deel 5. Ga pas naar een volgend deel wanneer het huidige volledig is afgewerkt voor beide casussen.</w:t>
         <w:br/>
-        <w:t>2. Gebruik geen generatieve AI, schrijfhulpmiddelen, richtlijnen of collegaoverleg. Extern gebruik ondermijnt de methodologische validiteit van de studie.</w:t>
+        <w:t>2. Gebruik geen generatieve AI, schrijfhulpmiddelen, richtlijnen of collegaoverleg. Extern gebruik ondermijnt de methodologische validiteit en de blind scoringswaarde van de studie.</w:t>
         <w:br/>
-        <w:t>3. Gebruik in latere delen uitsluitend de meegeleverde gestandaardiseerde context.</w:t>
+        <w:t>3. Gebruik in latere delen uitsluitend de meegeleverde gestandaardiseerde context. Die is bewust vastgezet zodat alle deelnemers op identieke input reageren.</w:t>
         <w:br/>
         <w:t>4. Herwerk eerdere antwoorden NIET retroactief nadat u latere context hebt gezien.</w:t>
         <w:br/>
-        <w:t>5. Noteer of typ rechtstreeks in de voorziene antwoordzones.</w:t>
+        <w:t>5. Noteer of typ rechtstreeks in de voorziene antwoordzones. Onleesbare of ambigu geformuleerde antwoorden bemoeilijken latere blind beoordeling.</w:t>
       </w:r>
     </w:p>
     <w:p/>
@@ -727,7 +768,18 @@
         </w:rPr>
         <w:t>EMA-PRINCIPES (relevant voor Deel 2 en Deel 4):</w:t>
         <w:br/>
-        <w:t>Ecological Momentary Assessment (EMA) meet dagelijkse schommelingen via een mobiele app. Elke EMA-variabele moet: (1) dagelijks rapporteerbaar zijn via een korte smartphone-vraag; (2) dynamisch en veranderbaar zijn (geen diagnose of trait); (3) meetbaar zijn als ja/nee, aantal, minuten of een 0-10 score; (4) klinisch relevante binnen-persoonsvariatie tonen. In Deel 2 genereert u zelf predictorlabels. In Deel 4 selecteert u de meest geschikte 5 uit 20 reeds uitgewerkte EMA-items.</w:t>
+        <w:t>Ecological Momentary Assessment (EMA) meet dagelijkse schommelingen via een mobiele app. Elke EMA-variabele moet aan vier vereisten voldoen:</w:t>
+        <w:br/>
+        <w:t xml:space="preserve">  (1) Dagelijks rapporteerbaar via een korte smartphone-vraag.</w:t>
+        <w:br/>
+        <w:t xml:space="preserve">  (2) Dynamisch en veranderbaar -- geen vaste diagnose, trait of achtergrondkenmerk.</w:t>
+        <w:br/>
+        <w:t xml:space="preserve">  (3) Meetbaar in een eenvoudig format: ja/nee, aantal, minuten of een 0-10 score.</w:t>
+        <w:br/>
+        <w:t xml:space="preserve">  (4) Klinisch relevant voor opvolging -- toont binnen-persoonsvariatie die therapeutisch informatief is.</w:t>
+        <w:br/>
+        <w:br/>
+        <w:t>In Deel 2 genereert u zelf predictorlabels. In Deel 4 zijn de 20 kandidaat-items reeds uitgewerkt als dagelijkse EMA-items; u selecteert de meest geschikte 5.</w:t>
       </w:r>
     </w:p>
     <w:p>
@@ -2992,91 +3044,151 @@
     </w:p>
     <w:p/>
     <w:p>
+      <w:r>
+        <w:rPr>
+          <w:b/>
+          <w:sz w:val="20"/>
+        </w:rPr>
+        <w:t>Checklist voor terugbezorging -- gelieve alle vakjes af te vinken:</w:t>
+      </w:r>
+    </w:p>
+    <w:p>
       <w:pPr>
-        <w:pStyle w:val="ListBullet"/>
+        <w:spacing w:after="60"/>
+        <w:ind w:left="170"/>
       </w:pPr>
       <w:r>
         <w:rPr>
           <w:sz w:val="20"/>
         </w:rPr>
-        <w:t>□  Deel 1: criteriumlabels ingevuld voor C07 en C08</w:t>
+        <w:t>□   Ik heb in Deel 1 voor beide casussen (C07 en C08) criteriumlabels ingevuld.</w:t>
       </w:r>
     </w:p>
     <w:p>
       <w:pPr>
-        <w:pStyle w:val="ListBullet"/>
+        <w:spacing w:after="60"/>
+        <w:ind w:left="170"/>
       </w:pPr>
       <w:r>
         <w:rPr>
           <w:sz w:val="20"/>
         </w:rPr>
-        <w:t>□  Deel 2: predictorlabels ingevuld voor C07 en C08</w:t>
+        <w:t>□   Ik heb in Deel 2 voor beide casussen predictorlabels ingevuld.</w:t>
       </w:r>
     </w:p>
     <w:p>
       <w:pPr>
-        <w:pStyle w:val="ListBullet"/>
+        <w:spacing w:after="60"/>
+        <w:ind w:left="170"/>
       </w:pPr>
       <w:r>
         <w:rPr>
           <w:sz w:val="20"/>
         </w:rPr>
-        <w:t>□  Deel 3: alle 5 predictors gerangschikt voor beide casussen</w:t>
+        <w:t>□   Ik heb in Deel 3 voor beide casussen alle 5 predictors gerangschikt.</w:t>
       </w:r>
     </w:p>
     <w:p>
       <w:pPr>
-        <w:pStyle w:val="ListBullet"/>
+        <w:spacing w:after="60"/>
+        <w:ind w:left="170"/>
       </w:pPr>
       <w:r>
         <w:rPr>
           <w:sz w:val="20"/>
         </w:rPr>
-        <w:t>□  Deel 4: exact 5 EMA-items geselecteerd voor beide casussen</w:t>
+        <w:t>□   Ik heb in Deel 4 voor beide casussen exact 5 EMA-items geselecteerd.</w:t>
       </w:r>
     </w:p>
     <w:p>
       <w:pPr>
-        <w:pStyle w:val="ListBullet"/>
+        <w:spacing w:after="60"/>
+        <w:ind w:left="170"/>
       </w:pPr>
       <w:r>
         <w:rPr>
           <w:sz w:val="20"/>
         </w:rPr>
-        <w:t>□  Deel 5: mobiele coachingsboodschap geschreven voor beide casussen</w:t>
+        <w:t>□   Ik heb in Deel 5 voor beide casussen een mobiele coachingsboodschap geschreven.</w:t>
       </w:r>
     </w:p>
     <w:p>
       <w:pPr>
-        <w:pStyle w:val="ListBullet"/>
+        <w:spacing w:after="60"/>
+        <w:ind w:left="170"/>
       </w:pPr>
       <w:r>
         <w:rPr>
           <w:sz w:val="20"/>
         </w:rPr>
-        <w:t>□  Antwoorden weerspiegelen mijn eigen klinische oordeel zonder externe hulp</w:t>
+        <w:t>□   Mijn antwoorden weerspiegelen mijn eigen klinische oordeel zonder gebruik van generatieve AI of andere externe hulp.</w:t>
       </w:r>
     </w:p>
     <w:p>
       <w:pPr>
-        <w:pStyle w:val="ListBullet"/>
+        <w:spacing w:after="60"/>
+        <w:ind w:left="170"/>
       </w:pPr>
       <w:r>
         <w:rPr>
           <w:sz w:val="20"/>
         </w:rPr>
-        <w:t>□  Ik begrijp dat mijn antwoorden geanonimiseerd worden voor analyse</w:t>
+        <w:t>□   Ik begrijp dat mijn antwoorden geanonimiseerd worden verwerkt en uitsluitend worden gebruikt binnen deze masterproefstudie.</w:t>
+      </w:r>
+    </w:p>
+    <w:p>
+      <w:pPr>
+        <w:spacing w:after="60"/>
+        <w:ind w:left="170"/>
+      </w:pPr>
+      <w:r>
+        <w:rPr>
+          <w:sz w:val="20"/>
+        </w:rPr>
+        <w:t>□   Ik begrijp dat ik mij op elk moment kan terugtrekken door contact op te nemen met de onderzoeker.</w:t>
       </w:r>
     </w:p>
     <w:p/>
     <w:p>
       <w:r>
         <w:rPr>
+          <w:b/>
           <w:sz w:val="20"/>
         </w:rPr>
-        <w:t>Bezorg het ingevulde document terug via e-mail:</w:t>
+        <w:t>Terugbezorging:</w:t>
+      </w:r>
+    </w:p>
+    <w:p>
+      <w:r>
+        <w:rPr>
+          <w:sz w:val="20"/>
+        </w:rPr>
+        <w:t>Bezorg dit ingevulde document als bijlage via e-mail:</w:t>
         <w:br/>
-        <w:t>stijn.vanseveren@ugent.be  --  onderwerp: PHOENIX-PRE-HCP-PRE-04</w:t>
+        <w:t xml:space="preserve">  Aan:         stijn.vanseveren@ugent.be</w:t>
+        <w:br/>
+        <w:t xml:space="preserve">  Onderwerp:   PHOENIX-PRE-HCP-PRE-04</w:t>
+      </w:r>
+    </w:p>
+    <w:p/>
+    <w:p>
+      <w:pPr>
+        <w:shd w:val="clear" w:color="auto" w:fill="DBEAFE"/>
+      </w:pPr>
+      <w:r>
+        <w:rPr>
+          <w:sz w:val="20"/>
+        </w:rPr>
+        <w:t>VERTROUWELIJKHEID EN VERWERKING</w:t>
+        <w:br/>
+        <w:br/>
+        <w:t>Na ontvangst worden uw antwoorden geanonimiseerd en opgenomen in het expertreferentiecorpus voor de latere blind evaluatie van het PHOENIX-systeem. Uw gegevens worden op geen enkel moment gekoppeld aan uw naam of identiteit in publieke of wetenschappelijke rapportage.</w:t>
+        <w:br/>
+        <w:br/>
+        <w:t>Door dit document in te dienen bevestigt u vrijwillig in te stemmen met deelname aan deze studie. Uw inzending geldt als geïnformeerde toestemming (informed consent).</w:t>
+        <w:br/>
+        <w:br/>
+        <w:t>Hartelijk dank voor uw bijdrage aan dit onderzoek.</w:t>
       </w:r>
     </w:p>
     <w:sectPr>

--- a/evaluation/qualtrics/01_HCPs_PRE/separate_HCPs/HCP_4/main.docx
+++ b/evaluation/qualtrics/01_HCPs_PRE/separate_HCPs/HCP_4/main.docx
@@ -10,10 +10,19 @@
         <w:rPr>
           <w:b/>
           <w:color w:val="1E3A5F"/>
-          <w:sz w:val="36"/>
+          <w:sz w:val="40"/>
         </w:rPr>
         <w:t>PHOENIX evaluatiestudie -- Fase 1</w:t>
+      </w:r>
+      <w:r>
         <w:br/>
+      </w:r>
+      <w:r>
+        <w:rPr>
+          <w:b/>
+          <w:color w:val="1D4ED8"/>
+          <w:sz w:val="28"/>
+        </w:rPr>
         <w:t>Instrument voor Zorgprofessionals</w:t>
       </w:r>
     </w:p>
@@ -21,16 +30,58 @@
     <w:p>
       <w:pPr>
         <w:jc w:val="center"/>
+        <w:shd w:val="clear" w:color="auto" w:fill="DBEAFE"/>
       </w:pPr>
       <w:r>
         <w:rPr>
           <w:b/>
-          <w:color w:val="1D4ED8"/>
-          <w:sz w:val="24"/>
+          <w:sz w:val="20"/>
         </w:rPr>
-        <w:t>Deelnemerscode: HCP-PRE-04</w:t>
+        <w:t>Deelnemerscode:  HCP-PRE-04</w:t>
+      </w:r>
+      <w:r>
         <w:br/>
-        <w:t>Toegewezen casussen: C07 (46-jarige accountmanager)  en  C08 (38-jarige projectmanager)</w:t>
+      </w:r>
+      <w:r>
+        <w:rPr>
+          <w:sz w:val="20"/>
+        </w:rPr>
+      </w:r>
+      <w:r>
+        <w:br/>
+      </w:r>
+      <w:r>
+        <w:rPr>
+          <w:sz w:val="20"/>
+        </w:rPr>
+        <w:t>Toegewezen casussen:</w:t>
+      </w:r>
+      <w:r>
+        <w:br/>
+      </w:r>
+      <w:r>
+        <w:rPr>
+          <w:sz w:val="20"/>
+        </w:rPr>
+        <w:t>C07  (46-jarige accountmanager)</w:t>
+      </w:r>
+      <w:r>
+        <w:br/>
+      </w:r>
+      <w:r>
+        <w:rPr>
+          <w:sz w:val="20"/>
+        </w:rPr>
+        <w:t>en</w:t>
+      </w:r>
+      <w:r>
+        <w:br/>
+      </w:r>
+      <w:r>
+        <w:rPr>
+          <w:sz w:val="20"/>
+        </w:rPr>
+        <w:t>C08  (38-jarige projectmanager)</w:t>
       </w:r>
     </w:p>
     <w:p/>
@@ -38,6 +89,7 @@
       <w:tblPr>
         <w:tblStyle w:val="TableGrid"/>
         <w:tblW w:type="auto" w:w="0"/>
+        <w:jc w:val="center"/>
         <w:tblLook w:firstColumn="1" w:firstRow="1" w:lastColumn="0" w:lastRow="0" w:noHBand="0" w:noVBand="1" w:val="04A0"/>
       </w:tblPr>
       <w:tblGrid>
@@ -47,7 +99,8 @@
       <w:tr>
         <w:tc>
           <w:tcPr>
-            <w:tcW w:type="dxa" w:w="2551"/>
+            <w:tcW w:type="dxa" w:w="2381"/>
+            <w:shd w:val="clear" w:color="auto" w:fill="DBEAFE"/>
           </w:tcPr>
           <w:p>
             <w:r>
@@ -61,7 +114,8 @@
         </w:tc>
         <w:tc>
           <w:tcPr>
-            <w:tcW w:type="dxa" w:w="4703"/>
+            <w:tcW w:type="dxa" w:w="5953"/>
+            <w:shd w:val="clear" w:color="auto" w:fill="F8FAFC"/>
           </w:tcPr>
           <w:p>
             <w:r>
@@ -76,7 +130,8 @@
       <w:tr>
         <w:tc>
           <w:tcPr>
-            <w:tcW w:type="dxa" w:w="2551"/>
+            <w:tcW w:type="dxa" w:w="2381"/>
+            <w:shd w:val="clear" w:color="auto" w:fill="DBEAFE"/>
           </w:tcPr>
           <w:p>
             <w:r>
@@ -90,7 +145,8 @@
         </w:tc>
         <w:tc>
           <w:tcPr>
-            <w:tcW w:type="dxa" w:w="4703"/>
+            <w:tcW w:type="dxa" w:w="5953"/>
+            <w:shd w:val="clear" w:color="auto" w:fill="F8FAFC"/>
           </w:tcPr>
           <w:p>
             <w:r>
@@ -105,7 +161,8 @@
       <w:tr>
         <w:tc>
           <w:tcPr>
-            <w:tcW w:type="dxa" w:w="2551"/>
+            <w:tcW w:type="dxa" w:w="2381"/>
+            <w:shd w:val="clear" w:color="auto" w:fill="DBEAFE"/>
           </w:tcPr>
           <w:p>
             <w:r>
@@ -119,7 +176,8 @@
         </w:tc>
         <w:tc>
           <w:tcPr>
-            <w:tcW w:type="dxa" w:w="4703"/>
+            <w:tcW w:type="dxa" w:w="5953"/>
+            <w:shd w:val="clear" w:color="auto" w:fill="F8FAFC"/>
           </w:tcPr>
           <w:p>
             <w:r>
@@ -134,7 +192,8 @@
       <w:tr>
         <w:tc>
           <w:tcPr>
-            <w:tcW w:type="dxa" w:w="2551"/>
+            <w:tcW w:type="dxa" w:w="2381"/>
+            <w:shd w:val="clear" w:color="auto" w:fill="DBEAFE"/>
           </w:tcPr>
           <w:p>
             <w:r>
@@ -148,7 +207,8 @@
         </w:tc>
         <w:tc>
           <w:tcPr>
-            <w:tcW w:type="dxa" w:w="4703"/>
+            <w:tcW w:type="dxa" w:w="5953"/>
+            <w:shd w:val="clear" w:color="auto" w:fill="F8FAFC"/>
           </w:tcPr>
           <w:p>
             <w:r>
@@ -163,7 +223,8 @@
       <w:tr>
         <w:tc>
           <w:tcPr>
-            <w:tcW w:type="dxa" w:w="2551"/>
+            <w:tcW w:type="dxa" w:w="2381"/>
+            <w:shd w:val="clear" w:color="auto" w:fill="DBEAFE"/>
           </w:tcPr>
           <w:p>
             <w:r>
@@ -177,7 +238,8 @@
         </w:tc>
         <w:tc>
           <w:tcPr>
-            <w:tcW w:type="dxa" w:w="4703"/>
+            <w:tcW w:type="dxa" w:w="5953"/>
+            <w:shd w:val="clear" w:color="auto" w:fill="F8FAFC"/>
           </w:tcPr>
           <w:p>
             <w:r>
@@ -192,7 +254,8 @@
       <w:tr>
         <w:tc>
           <w:tcPr>
-            <w:tcW w:type="dxa" w:w="2551"/>
+            <w:tcW w:type="dxa" w:w="2381"/>
+            <w:shd w:val="clear" w:color="auto" w:fill="DBEAFE"/>
           </w:tcPr>
           <w:p>
             <w:r>
@@ -206,7 +269,8 @@
         </w:tc>
         <w:tc>
           <w:tcPr>
-            <w:tcW w:type="dxa" w:w="4703"/>
+            <w:tcW w:type="dxa" w:w="5953"/>
+            <w:shd w:val="clear" w:color="auto" w:fill="F8FAFC"/>
           </w:tcPr>
           <w:p>
             <w:r>
@@ -222,51 +286,174 @@
     <w:p/>
     <w:p>
       <w:pPr>
-        <w:shd w:val="clear" w:color="auto" w:fill="DBEAFE"/>
+        <w:jc w:val="left"/>
+        <w:shd w:val="clear" w:color="auto" w:fill="EFF6FF"/>
       </w:pPr>
+      <w:r>
+        <w:rPr>
+          <w:b/>
+          <w:sz w:val="20"/>
+        </w:rPr>
+        <w:t>Doel van deze bundel</w:t>
+      </w:r>
+      <w:r>
+        <w:br/>
+      </w:r>
       <w:r>
         <w:rPr>
           <w:sz w:val="20"/>
         </w:rPr>
-        <w:t>DOEL VAN DEZE BUNDEL</w:t>
+      </w:r>
+      <w:r>
         <w:br/>
+      </w:r>
+      <w:r>
+        <w:rPr>
+          <w:sz w:val="20"/>
+        </w:rPr>
+        <w:t>U neemt deel aan een evaluatiestudie waarin zorgprofessionals onafhankelijk dezelfde vijf klinische redeneerstappen uitvoeren als het PHOENIX-systeem. Uw antwoorden vormen het menselijke referentiecorpus voor een latere dubbelblinde vergelijking met systeemoutput.</w:t>
+      </w:r>
+      <w:r>
         <w:br/>
-        <w:t>U neemt deel aan een evaluatiestudie waarin zorgprofessionals onafhankelijk dezelfde vijf klinische redeneerstappen uitvoeren als het PHOENIX-systeem. Uw antwoorden vormen het menselijke referentiecorpus voor een latere dubbelblinde vergelijking met systeemoutput.</w:t>
+      </w:r>
+      <w:r>
+        <w:rPr>
+          <w:sz w:val="20"/>
+        </w:rPr>
+      </w:r>
+      <w:r>
         <w:br/>
+      </w:r>
+      <w:r>
+        <w:rPr>
+          <w:sz w:val="20"/>
+        </w:rPr>
+        <w:t>Voor elk van uw twee casussen vult u dezelfde vijf delen in: (1) operationalisering, (2) initieel observatiemodel, (3) prioritering van behandeldoelen, (4) verfijning van EMA-metingen en (5) een mobiele coachingsboodschap.</w:t>
+      </w:r>
+      <w:r>
         <w:br/>
-        <w:t>Voor elk van uw twee casussen vult u dezelfde vijf delen in: (1) operationalisering, (2) initieel observatiemodel, (3) prioritering van behandeldoelen, (4) verfijning van EMA-metingen en (5) een mobiele coachingsboodschap.</w:t>
+      </w:r>
+      <w:r>
+        <w:rPr>
+          <w:sz w:val="20"/>
+        </w:rPr>
+      </w:r>
+      <w:r>
         <w:br/>
-        <w:br/>
+      </w:r>
+      <w:r>
+        <w:rPr>
+          <w:sz w:val="20"/>
+        </w:rPr>
         <w:t>We vragen uw eigen klinische oordeelsvorming. Antwoord zoals u dat in een reele professionele context zou doen, maar werk strikt volgens de instructies op de volgende pagina.</w:t>
       </w:r>
     </w:p>
     <w:p/>
     <w:p>
       <w:pPr>
+        <w:jc w:val="left"/>
         <w:shd w:val="clear" w:color="auto" w:fill="FEF3C7"/>
       </w:pPr>
+      <w:r>
+        <w:rPr>
+          <w:b/>
+          <w:sz w:val="20"/>
+        </w:rPr>
+        <w:t>Vertrouwelijkheid en geïnformeerde toestemming</w:t>
+      </w:r>
+      <w:r>
+        <w:br/>
+      </w:r>
       <w:r>
         <w:rPr>
           <w:sz w:val="20"/>
         </w:rPr>
-        <w:t>VERTROUWELIJKHEID EN GEÏNFORMEERDE TOESTEMMING</w:t>
+      </w:r>
+      <w:r>
         <w:br/>
+      </w:r>
+      <w:r>
+        <w:rPr>
+          <w:sz w:val="20"/>
+        </w:rPr>
+        <w:t>Uw antwoorden worden voor analyse geanonimiseerd en uitsluitend gebruikt binnen deze masterproefstudie. Na ontvangst worden ze opgenomen in het expertreferentiecorpus voor de latere blind evaluatie van het PHOENIX-systeem. Uw gegevens worden op geen enkel moment gekoppeld aan uw naam of identiteit in publieke of wetenschappelijke rapportage.</w:t>
+      </w:r>
+      <w:r>
         <w:br/>
-        <w:t>Uw antwoorden worden voor analyse geanonimiseerd en uitsluitend gebruikt binnen deze masterproefstudie. Na ontvangst worden ze opgenomen in het expertreferentiecorpus voor de latere blind evaluatie van het PHOENIX-systeem.</w:t>
+      </w:r>
+      <w:r>
+        <w:rPr>
+          <w:sz w:val="20"/>
+        </w:rPr>
+      </w:r>
+      <w:r>
         <w:br/>
+      </w:r>
+      <w:r>
+        <w:rPr>
+          <w:sz w:val="20"/>
+        </w:rPr>
+        <w:t>Deelname is volledig vrijwillig. U kan zich op elk moment zonder opgave van reden terugtrekken door contact op te nemen met de onderzoeker via stijn.vanseveren@ugent.be. Terugtrekking heeft geen gevolgen.</w:t>
+      </w:r>
+      <w:r>
         <w:br/>
-        <w:t>Deelname is volledig vrijwillig. U kan zich op elk moment zonder opgave van reden terugtrekken door contact op te nemen met de onderzoeker via stijn.vanseveren@ugent.be. Terugtrekking heeft geen gevolgen.</w:t>
+      </w:r>
+      <w:r>
+        <w:rPr>
+          <w:sz w:val="20"/>
+        </w:rPr>
+      </w:r>
+      <w:r>
         <w:br/>
+      </w:r>
+      <w:r>
+        <w:rPr>
+          <w:sz w:val="20"/>
+        </w:rPr>
+        <w:t>Door dit ingevulde document te bezorgen aan de onderzoeker bevestigt u dat:</w:t>
+      </w:r>
+      <w:r>
         <w:br/>
-        <w:t>Door dit ingevulde document te bezorgen aan de onderzoeker, bevestigt u dat:</w:t>
+      </w:r>
+      <w:r>
+        <w:rPr>
+          <w:sz w:val="20"/>
+        </w:rPr>
+        <w:t xml:space="preserve">  (1)  u de bovenstaande informatie hebt gelezen en begrepen;</w:t>
+      </w:r>
+      <w:r>
         <w:br/>
-        <w:t xml:space="preserve">  (1) u de bovenstaande informatie hebt gelezen en begrepen;</w:t>
+      </w:r>
+      <w:r>
+        <w:rPr>
+          <w:sz w:val="20"/>
+        </w:rPr>
+        <w:t xml:space="preserve">  (2)  u vrijwillig instemt met deelname aan deze studie;</w:t>
+      </w:r>
+      <w:r>
         <w:br/>
-        <w:t xml:space="preserve">  (2) u vrijwillig instemt met deelname aan deze studie;</w:t>
+      </w:r>
+      <w:r>
+        <w:rPr>
+          <w:sz w:val="20"/>
+        </w:rPr>
+        <w:t xml:space="preserve">  (3)  u begrijpt dat uw antwoorden geanonimiseerd worden verwerkt.</w:t>
+      </w:r>
+      <w:r>
         <w:br/>
-        <w:t xml:space="preserve">  (3) u begrijpt dat uw antwoorden geanonimiseerd worden verwerkt.</w:t>
+      </w:r>
+      <w:r>
+        <w:rPr>
+          <w:sz w:val="20"/>
+        </w:rPr>
+      </w:r>
+      <w:r>
         <w:br/>
-        <w:br/>
+      </w:r>
+      <w:r>
+        <w:rPr>
+          <w:sz w:val="20"/>
+        </w:rPr>
         <w:t>Uw inzending geldt als geïnformeerde toestemming.</w:t>
       </w:r>
     </w:p>
@@ -738,6 +925,7 @@
     <w:p/>
     <w:p>
       <w:pPr>
+        <w:jc w:val="left"/>
         <w:shd w:val="clear" w:color="auto" w:fill="FFF7ED"/>
       </w:pPr>
       <w:r>
@@ -745,21 +933,57 @@
           <w:sz w:val="20"/>
         </w:rPr>
         <w:t>WERKWIJZE -- STRIKT TE VOLGEN:</w:t>
+      </w:r>
+      <w:r>
         <w:br/>
+      </w:r>
+      <w:r>
+        <w:rPr>
+          <w:sz w:val="20"/>
+        </w:rPr>
         <w:t>1. Werk sequentieel: Deel 1 -&gt; Deel 5. Ga pas naar een volgend deel wanneer het huidige volledig is afgewerkt voor beide casussen.</w:t>
+      </w:r>
+      <w:r>
         <w:br/>
+      </w:r>
+      <w:r>
+        <w:rPr>
+          <w:sz w:val="20"/>
+        </w:rPr>
         <w:t>2. Gebruik geen generatieve AI, schrijfhulpmiddelen, richtlijnen of collegaoverleg. Extern gebruik ondermijnt de methodologische validiteit en de blind scoringswaarde van de studie.</w:t>
+      </w:r>
+      <w:r>
         <w:br/>
+      </w:r>
+      <w:r>
+        <w:rPr>
+          <w:sz w:val="20"/>
+        </w:rPr>
         <w:t>3. Gebruik in latere delen uitsluitend de meegeleverde gestandaardiseerde context. Die is bewust vastgezet zodat alle deelnemers op identieke input reageren.</w:t>
+      </w:r>
+      <w:r>
         <w:br/>
+      </w:r>
+      <w:r>
+        <w:rPr>
+          <w:sz w:val="20"/>
+        </w:rPr>
         <w:t>4. Herwerk eerdere antwoorden NIET retroactief nadat u latere context hebt gezien.</w:t>
+      </w:r>
+      <w:r>
         <w:br/>
+      </w:r>
+      <w:r>
+        <w:rPr>
+          <w:sz w:val="20"/>
+        </w:rPr>
         <w:t>5. Noteer of typ rechtstreeks in de voorziene antwoordzones. Onleesbare of ambigu geformuleerde antwoorden bemoeilijken latere blind beoordeling.</w:t>
       </w:r>
     </w:p>
     <w:p/>
     <w:p>
       <w:pPr>
+        <w:jc w:val="left"/>
         <w:shd w:val="clear" w:color="auto" w:fill="ECFDF5"/>
       </w:pPr>
       <w:r>
@@ -767,18 +991,67 @@
           <w:sz w:val="20"/>
         </w:rPr>
         <w:t>EMA-PRINCIPES (relevant voor Deel 2 en Deel 4):</w:t>
+      </w:r>
+      <w:r>
         <w:br/>
+      </w:r>
+      <w:r>
+        <w:rPr>
+          <w:sz w:val="20"/>
+        </w:rPr>
         <w:t>Ecological Momentary Assessment (EMA) meet dagelijkse schommelingen via een mobiele app. Elke EMA-variabele moet aan vier vereisten voldoen:</w:t>
+      </w:r>
+      <w:r>
         <w:br/>
+      </w:r>
+      <w:r>
+        <w:rPr>
+          <w:sz w:val="20"/>
+        </w:rPr>
         <w:t xml:space="preserve">  (1) Dagelijks rapporteerbaar via een korte smartphone-vraag.</w:t>
+      </w:r>
+      <w:r>
         <w:br/>
+      </w:r>
+      <w:r>
+        <w:rPr>
+          <w:sz w:val="20"/>
+        </w:rPr>
         <w:t xml:space="preserve">  (2) Dynamisch en veranderbaar -- geen vaste diagnose, trait of achtergrondkenmerk.</w:t>
+      </w:r>
+      <w:r>
         <w:br/>
+      </w:r>
+      <w:r>
+        <w:rPr>
+          <w:sz w:val="20"/>
+        </w:rPr>
         <w:t xml:space="preserve">  (3) Meetbaar in een eenvoudig format: ja/nee, aantal, minuten of een 0-10 score.</w:t>
+      </w:r>
+      <w:r>
         <w:br/>
+      </w:r>
+      <w:r>
+        <w:rPr>
+          <w:sz w:val="20"/>
+        </w:rPr>
         <w:t xml:space="preserve">  (4) Klinisch relevant voor opvolging -- toont binnen-persoonsvariatie die therapeutisch informatief is.</w:t>
+      </w:r>
+      <w:r>
         <w:br/>
+      </w:r>
+      <w:r>
+        <w:rPr>
+          <w:sz w:val="20"/>
+        </w:rPr>
+      </w:r>
+      <w:r>
         <w:br/>
+      </w:r>
+      <w:r>
+        <w:rPr>
+          <w:sz w:val="20"/>
+        </w:rPr>
         <w:t>In Deel 2 genereert u zelf predictorlabels. In Deel 4 zijn de 20 kandidaat-items reeds uitgewerkt als dagelijkse EMA-items; u selecteert de meest geschikte 5.</w:t>
       </w:r>
     </w:p>
@@ -798,6 +1071,7 @@
     </w:p>
     <w:p>
       <w:pPr>
+        <w:jc w:val="left"/>
         <w:shd w:val="clear" w:color="auto" w:fill="DBEAFE"/>
       </w:pPr>
       <w:r>
@@ -823,6 +1097,7 @@
     </w:p>
     <w:p>
       <w:pPr>
+        <w:jc w:val="left"/>
         <w:shd w:val="clear" w:color="auto" w:fill="EFF6FF"/>
       </w:pPr>
       <w:r>
@@ -830,8 +1105,22 @@
           <w:sz w:val="20"/>
         </w:rPr>
         <w:t>CASUSVIGNET  |  Duur: 14 maanden</w:t>
+      </w:r>
+      <w:r>
         <w:br/>
+      </w:r>
+      <w:r>
+        <w:rPr>
+          <w:sz w:val="20"/>
+        </w:rPr>
+      </w:r>
+      <w:r>
         <w:br/>
+      </w:r>
+      <w:r>
+        <w:rPr>
+          <w:sz w:val="20"/>
+        </w:rPr>
         <w:t>``Al meer dan een jaar word ik de meeste ochtenden wakker met een zwaar en vlak gevoel. Het is niet eens intense verdrietigheid, eerder een aanhoudende grijsheid waardoor niets nog de moeite lijkt. Heel eenvoudige taken voelen enorm zwaar aan: mij aankleden, een mail beantwoorden, een maaltijd maken. Ik ben stilaan het contact verloren met bijna iedereen met wie ik vroeger omging, omdat ik de energie niet heb om relaties te onderhouden. Ik slaap veel maar voel mij nooit uitgerust. In stilte vraag ik mij af of ik ooit nog de oude zal worden. Mijn huisarts heeft mij aangeraden hulp te zoeken.''</w:t>
       </w:r>
     </w:p>
@@ -957,6 +1246,7 @@
     </w:p>
     <w:p>
       <w:pPr>
+        <w:jc w:val="left"/>
         <w:shd w:val="clear" w:color="auto" w:fill="EFF6FF"/>
       </w:pPr>
       <w:r>
@@ -964,8 +1254,22 @@
           <w:sz w:val="20"/>
         </w:rPr>
         <w:t>CASUSVIGNET  |  Duur: sinds de kindertijd, duidelijk verergerd in de voorbije 12 maanden</w:t>
+      </w:r>
+      <w:r>
         <w:br/>
+      </w:r>
+      <w:r>
+        <w:rPr>
+          <w:sz w:val="20"/>
+        </w:rPr>
+      </w:r>
+      <w:r>
         <w:br/>
+      </w:r>
+      <w:r>
+        <w:rPr>
+          <w:sz w:val="20"/>
+        </w:rPr>
         <w:t>``Ik heb altijd al moeite gehad om mij te concentreren op taken die mij niet meteen interesseren, maar het is het voorbije jaar veel erger geworden. Ik begin aan projecten en maak ze zelden af. Ik vergeet afspraken, zelfs als ik ze ergens noteer. Mijn partner is gefrustreerd omdat ik volgens hem of haar niet echt luister en onbetrouwbaar overkom. Ik weet dat ik op veel vlakken competent ben, maar ik voel mij voortdurend een mislukking. Ik ben taken die moeilijk zullen zijn ook steeds meer beginnen vermijden, waardoor de achterstand alleen maar groter wordt.''</w:t>
       </w:r>
     </w:p>
@@ -1091,6 +1395,7 @@
     </w:p>
     <w:p>
       <w:pPr>
+        <w:jc w:val="left"/>
         <w:shd w:val="clear" w:color="auto" w:fill="D1FAE5"/>
       </w:pPr>
       <w:r>
@@ -1116,6 +1421,7 @@
     </w:p>
     <w:p>
       <w:pPr>
+        <w:jc w:val="left"/>
         <w:shd w:val="clear" w:color="auto" w:fill="EFF6FF"/>
       </w:pPr>
       <w:r>
@@ -1123,7 +1429,14 @@
           <w:sz w:val="20"/>
         </w:rPr>
         <w:t>Casus C07: verkorte klachtomschrijving</w:t>
+      </w:r>
+      <w:r>
         <w:br/>
+      </w:r>
+      <w:r>
+        <w:rPr>
+          <w:sz w:val="20"/>
+        </w:rPr>
         <w:t>46-jarige accountmanager; duur: 14 maanden. Aanhoudende sombere stemming, anergie, sociale isolatie en hopeloosheid over herstel.</w:t>
       </w:r>
     </w:p>
@@ -1287,6 +1600,7 @@
     </w:p>
     <w:p>
       <w:pPr>
+        <w:jc w:val="left"/>
         <w:shd w:val="clear" w:color="auto" w:fill="EFF6FF"/>
       </w:pPr>
       <w:r>
@@ -1294,7 +1608,14 @@
           <w:sz w:val="20"/>
         </w:rPr>
         <w:t>Casus C08: verkorte klachtomschrijving</w:t>
+      </w:r>
+      <w:r>
         <w:br/>
+      </w:r>
+      <w:r>
+        <w:rPr>
+          <w:sz w:val="20"/>
+        </w:rPr>
         <w:t>38-jarige projectmanager; duur: sinds de kindertijd, duidelijk verergerd in de voorbije 12 maanden. Aandachtsvolhoudingsproblemen, plannings- en organisatiefouten, interpersoonlijke onoplettendheid en prestatieschaamte.</w:t>
       </w:r>
     </w:p>
@@ -1458,6 +1779,7 @@
     </w:p>
     <w:p>
       <w:pPr>
+        <w:jc w:val="left"/>
         <w:shd w:val="clear" w:color="auto" w:fill="FEF3C7"/>
       </w:pPr>
       <w:r>
@@ -1483,6 +1805,7 @@
     </w:p>
     <w:p>
       <w:pPr>
+        <w:jc w:val="left"/>
         <w:shd w:val="clear" w:color="auto" w:fill="EFF6FF"/>
       </w:pPr>
       <w:r>
@@ -1490,7 +1813,14 @@
           <w:sz w:val="20"/>
         </w:rPr>
         <w:t>Casus C07: 46-jarige accountmanager</w:t>
+      </w:r>
+      <w:r>
         <w:br/>
+      </w:r>
+      <w:r>
+        <w:rPr>
+          <w:sz w:val="20"/>
+        </w:rPr>
         <w:t>Aanhoudende sombere stemming, anergie, sociale isolatie en hopeloosheid over herstel.  Duur: 14 maanden.</w:t>
       </w:r>
     </w:p>
@@ -1666,6 +1996,7 @@
     </w:p>
     <w:p>
       <w:pPr>
+        <w:jc w:val="left"/>
         <w:shd w:val="clear" w:color="auto" w:fill="EFF6FF"/>
       </w:pPr>
       <w:r>
@@ -1673,7 +2004,14 @@
           <w:sz w:val="20"/>
         </w:rPr>
         <w:t>Casus C08: 38-jarige projectmanager</w:t>
+      </w:r>
+      <w:r>
         <w:br/>
+      </w:r>
+      <w:r>
+        <w:rPr>
+          <w:sz w:val="20"/>
+        </w:rPr>
         <w:t>Aandachtsvolhoudingsproblemen, plannings- en organisatiefouten, interpersoonlijke onoplettendheid en prestatieschaamte.  Duur: sinds de kindertijd, duidelijk verergerd in de voorbije 12 maanden.</w:t>
       </w:r>
     </w:p>
@@ -1849,6 +2187,7 @@
     </w:p>
     <w:p>
       <w:pPr>
+        <w:jc w:val="left"/>
         <w:shd w:val="clear" w:color="auto" w:fill="EDE9FE"/>
       </w:pPr>
       <w:r>
@@ -2550,6 +2889,7 @@
     </w:p>
     <w:p>
       <w:pPr>
+        <w:jc w:val="left"/>
         <w:shd w:val="clear" w:color="auto" w:fill="FFF0F0"/>
       </w:pPr>
       <w:r>
@@ -2557,10 +2897,31 @@
           <w:sz w:val="20"/>
         </w:rPr>
         <w:t>Schrijf een korte, patientgerichte coachingsboodschap die rechtstreeks in de mobiele applicatie kan verschijnen. Gebruik het primaire probleem, het behandeldoel, de voornaamste barriere en de aangegeven copingstrategie. De boodschap moet compact, warm en professioneel zijn en een concrete eerste stap bevatten.</w:t>
+      </w:r>
+      <w:r>
         <w:br/>
+      </w:r>
+      <w:r>
+        <w:rPr>
+          <w:sz w:val="20"/>
+        </w:rPr>
+      </w:r>
+      <w:r>
         <w:br/>
+      </w:r>
+      <w:r>
+        <w:rPr>
+          <w:sz w:val="20"/>
+        </w:rPr>
         <w:t>Werkvoorbeeld (niet gerelateerd aan een studiecasus):</w:t>
+      </w:r>
+      <w:r>
         <w:br/>
+      </w:r>
+      <w:r>
+        <w:rPr>
+          <w:sz w:val="20"/>
+        </w:rPr>
         <w:t>"Na een zware shift voelt rust nemen logisch, maar net dat eerste kleine beweegmoment kan je avond helpen ontladen. Trek vanavond meteen na thuiskomst je schoenen aan en wandel 10 minuten buiten -- dat ene blokje. Zo maak je de stap haalbaar."</w:t>
       </w:r>
     </w:p>
@@ -3173,6 +3534,7 @@
     <w:p/>
     <w:p>
       <w:pPr>
+        <w:jc w:val="left"/>
         <w:shd w:val="clear" w:color="auto" w:fill="DBEAFE"/>
       </w:pPr>
       <w:r>
@@ -3180,14 +3542,56 @@
           <w:sz w:val="20"/>
         </w:rPr>
         <w:t>VERTROUWELIJKHEID EN VERWERKING</w:t>
+      </w:r>
+      <w:r>
         <w:br/>
+      </w:r>
+      <w:r>
+        <w:rPr>
+          <w:sz w:val="20"/>
+        </w:rPr>
+      </w:r>
+      <w:r>
         <w:br/>
+      </w:r>
+      <w:r>
+        <w:rPr>
+          <w:sz w:val="20"/>
+        </w:rPr>
         <w:t>Na ontvangst worden uw antwoorden geanonimiseerd en opgenomen in het expertreferentiecorpus voor de latere blind evaluatie van het PHOENIX-systeem. Uw gegevens worden op geen enkel moment gekoppeld aan uw naam of identiteit in publieke of wetenschappelijke rapportage.</w:t>
+      </w:r>
+      <w:r>
         <w:br/>
+      </w:r>
+      <w:r>
+        <w:rPr>
+          <w:sz w:val="20"/>
+        </w:rPr>
+      </w:r>
+      <w:r>
         <w:br/>
+      </w:r>
+      <w:r>
+        <w:rPr>
+          <w:sz w:val="20"/>
+        </w:rPr>
         <w:t>Door dit document in te dienen bevestigt u vrijwillig in te stemmen met deelname aan deze studie. Uw inzending geldt als geïnformeerde toestemming (informed consent).</w:t>
+      </w:r>
+      <w:r>
         <w:br/>
+      </w:r>
+      <w:r>
+        <w:rPr>
+          <w:sz w:val="20"/>
+        </w:rPr>
+      </w:r>
+      <w:r>
         <w:br/>
+      </w:r>
+      <w:r>
+        <w:rPr>
+          <w:sz w:val="20"/>
+        </w:rPr>
         <w:t>Hartelijk dank voor uw bijdrage aan dit onderzoek.</w:t>
       </w:r>
     </w:p>

--- a/evaluation/qualtrics/01_HCPs_PRE/separate_HCPs/HCP_4/main.docx
+++ b/evaluation/qualtrics/01_HCPs_PRE/separate_HCPs/HCP_4/main.docx
@@ -1786,7 +1786,7 @@
         <w:rPr>
           <w:sz w:val="20"/>
         </w:rPr>
-        <w:t>Rangschik de 5 standaardpredictoren van hoogste naar laagste klinische prioriteit als behandeldoel. Gebruik hiervoor de 21-daagse monitoring en het bipartiet netwerk (rood = sterke relatie, blauw = matige relatie). Zie de bijgevoegde PDF voor het kleurrijke netwerkdiagram.</w:t>
+        <w:t>Rangschik de 5 standaardpredictoren van hoogste naar laagste klinische prioriteit als behandeldoel. Gebruik hiervoor de 21-daagse monitoring en het bipartiet netwerk (rood = risicofactor, blauw = beschermend, lijndikte ∝ |gewicht|). Zie de bijgevoegde PDF voor het visuele netwerkdiagram met predictoren links en criteria rechts.</w:t>
       </w:r>
     </w:p>
     <w:p>
@@ -1846,23 +1846,7 @@
           <w:b/>
           <w:sz w:val="20"/>
         </w:rPr>
-        <w:t>Bipartiet netwerk (zie PDF voor visuele weergave):</w:t>
-      </w:r>
-    </w:p>
-    <w:p>
-      <w:r>
-        <w:rPr>
-          <w:b/>
-          <w:color w:val="B91C1C"/>
-          <w:sz w:val="18"/>
-        </w:rPr>
-        <w:t xml:space="preserve">  Sterke relaties (rood):  </w:t>
-      </w:r>
-      <w:r>
-        <w:rPr>
-          <w:sz w:val="18"/>
-        </w:rPr>
-        <w:t>CR-1 (Aanhoudende sombere stemming) &lt;-&gt; P1 (Activiteitenschema),  CR-2 (Anergie) &lt;-&gt; P1 (Activiteitenschema),  CR-3 (Sociale isolatie) &lt;-&gt; P2 (Sociaal initiatief),  CR-1 (Aanhoudende sombere stemming) &lt;-&gt; P4 (Plezierige activiteit),  CR-4 (Hopeloosheid) &lt;-&gt; P5 (Cognitieve tegenspraak hopeloosheid)</w:t>
+        <w:t>Bipartiet netwerk — predictoren (links) → criteria (rechts)  (zie PDF voor visuele weergave):</w:t>
       </w:r>
     </w:p>
     <w:p>
@@ -1872,13 +1856,13 @@
           <w:color w:val="1D4ED8"/>
           <w:sz w:val="18"/>
         </w:rPr>
-        <w:t xml:space="preserve">  Matige relaties (blauw):  </w:t>
+        <w:t xml:space="preserve">  Beschermende factoren (blauw, negatief gewicht):  </w:t>
       </w:r>
       <w:r>
         <w:rPr>
           <w:sz w:val="18"/>
         </w:rPr>
-        <w:t>CR-1 (Aanhoudende sombere stemming) &lt;-&gt; P3 (Slaapregelmaat),  CR-2 (Anergie) &lt;-&gt; P3 (Slaapregelmaat),  CR-4 (Hopeloosheid) &lt;-&gt; P4 (Plezierige activiteit)</w:t>
+        <w:t>P1 (Activiteitenschema) → CR-1 (Aanhoudende sombere stemming) (w=-0.78),  P1 (Activiteitenschema) → CR-2 (Anergie) (w=-0.82),  P2 (Sociaal initiatief) → CR-3 (Sociale isolatie) (w=-0.80),  P3 (Slaapregelmaat) → CR-1 (Aanhoudende sombere stemming) (w=-0.55),  P3 (Slaapregelmaat) → CR-2 (Anergie) (w=-0.58),  P4 (Plezierige activiteit) → CR-1 (Aanhoudende sombere stemming) (w=-0.75),  P4 (Plezierige activiteit) → CR-4 (Hopeloosheid) (w=-0.52),  P5 (Cognitieve tegenspraak hopeloosheid) → CR-4 (Hopeloosheid) (w=-0.80)</w:t>
       </w:r>
     </w:p>
     <w:p/>
@@ -2037,23 +2021,7 @@
           <w:b/>
           <w:sz w:val="20"/>
         </w:rPr>
-        <w:t>Bipartiet netwerk (zie PDF voor visuele weergave):</w:t>
-      </w:r>
-    </w:p>
-    <w:p>
-      <w:r>
-        <w:rPr>
-          <w:b/>
-          <w:color w:val="B91C1C"/>
-          <w:sz w:val="18"/>
-        </w:rPr>
-        <w:t xml:space="preserve">  Sterke relaties (rood):  </w:t>
-      </w:r>
-      <w:r>
-        <w:rPr>
-          <w:sz w:val="18"/>
-        </w:rPr>
-        <w:t>CR-2 (Plannings- en organisatiefouten) &lt;-&gt; P1 (Extern taakbeheersysteem),  CR-1 (Aandachtsvolhoudingsproblemen) &lt;-&gt; P1 (Extern taakbeheersysteem),  CR-3 (Interpersoonlijke onoplettendheid) &lt;-&gt; P3 (Bewust luisteren),  CR-4 (Prestatieschaamte) &lt;-&gt; P4 (Taakvoltooiingsbekrachtiging),  CR-2 (Plannings- en organisatiefouten) &lt;-&gt; P5 (Overgangsrituelen)</w:t>
+        <w:t>Bipartiet netwerk — predictoren (links) → criteria (rechts)  (zie PDF voor visuele weergave):</w:t>
       </w:r>
     </w:p>
     <w:p>
@@ -2063,13 +2031,13 @@
           <w:color w:val="1D4ED8"/>
           <w:sz w:val="18"/>
         </w:rPr>
-        <w:t xml:space="preserve">  Matige relaties (blauw):  </w:t>
+        <w:t xml:space="preserve">  Beschermende factoren (blauw, negatief gewicht):  </w:t>
       </w:r>
       <w:r>
         <w:rPr>
           <w:sz w:val="18"/>
         </w:rPr>
-        <w:t>CR-1 (Aandachtsvolhoudingsproblemen) &lt;-&gt; P2 (Interesse-gedreven activatie),  CR-2 (Plannings- en organisatiefouten) &lt;-&gt; P4 (Taakvoltooiingsbekrachtiging)</w:t>
+        <w:t>P1 (Extern taakbeheersysteem) → CR-2 (Plannings- en organisatiefouten) (w=-0.80),  P1 (Extern taakbeheersysteem) → CR-1 (Aandachtsvolhoudingsproblemen) (w=-0.72),  P2 (Interesse-gedreven activatie) → CR-1 (Aandachtsvolhoudingsproblemen) (w=-0.55),  P3 (Bewust luisteren) → CR-3 (Interpersoonlijke onoplettendheid) (w=-0.78),  P4 (Taakvoltooiingsbekrachtiging) → CR-4 (Prestatieschaamte) (w=-0.80),  P4 (Taakvoltooiingsbekrachtiging) → CR-2 (Plannings- en organisatiefouten) (w=-0.50),  P5 (Overgangsrituelen) → CR-2 (Plannings- en organisatiefouten) (w=-0.75)</w:t>
       </w:r>
     </w:p>
     <w:p/>

--- a/evaluation/qualtrics/01_HCPs_PRE/separate_HCPs/HCP_4/main.docx
+++ b/evaluation/qualtrics/01_HCPs_PRE/separate_HCPs/HCP_4/main.docx
@@ -63,7 +63,7 @@
         <w:rPr>
           <w:sz w:val="20"/>
         </w:rPr>
-        <w:t>C07  (46-jarige accountmanager)</w:t>
+        <w:t>Casus 1  (46-jarige accountmanager)</w:t>
       </w:r>
       <w:r>
         <w:br/>
@@ -81,7 +81,7 @@
         <w:rPr>
           <w:sz w:val="20"/>
         </w:rPr>
-        <w:t>C08  (38-jarige projectmanager)</w:t>
+        <w:t>Casus 2  (38-jarige projectmanager)</w:t>
       </w:r>
     </w:p>
     <w:p/>
@@ -1092,7 +1092,7 @@
         <w:jc w:val="left"/>
       </w:pPr>
       <w:r>
-        <w:t>Casus C07: 46-jarige accountmanager</w:t>
+        <w:t>Casus 1: 46-jarige accountmanager</w:t>
       </w:r>
     </w:p>
     <w:p>
@@ -1241,7 +1241,7 @@
         <w:jc w:val="left"/>
       </w:pPr>
       <w:r>
-        <w:t>Casus C08: 38-jarige projectmanager</w:t>
+        <w:t>Casus 2: 38-jarige projectmanager</w:t>
       </w:r>
     </w:p>
     <w:p>
@@ -1416,7 +1416,7 @@
         <w:jc w:val="left"/>
       </w:pPr>
       <w:r>
-        <w:t>Casus C07: Deel 2</w:t>
+        <w:t>Casus 1: Deel 2</w:t>
       </w:r>
     </w:p>
     <w:p>
@@ -1428,7 +1428,7 @@
         <w:rPr>
           <w:sz w:val="20"/>
         </w:rPr>
-        <w:t>Casus C07: verkorte klachtomschrijving</w:t>
+        <w:t>Casus 1: verkorte klachtomschrijving</w:t>
       </w:r>
       <w:r>
         <w:br/>
@@ -1595,7 +1595,7 @@
         <w:jc w:val="left"/>
       </w:pPr>
       <w:r>
-        <w:t>Casus C08: Deel 2</w:t>
+        <w:t>Casus 2: Deel 2</w:t>
       </w:r>
     </w:p>
     <w:p>
@@ -1607,7 +1607,7 @@
         <w:rPr>
           <w:sz w:val="20"/>
         </w:rPr>
-        <w:t>Casus C08: verkorte klachtomschrijving</w:t>
+        <w:t>Casus 2: verkorte klachtomschrijving</w:t>
       </w:r>
       <w:r>
         <w:br/>
@@ -1800,7 +1800,7 @@
         <w:jc w:val="left"/>
       </w:pPr>
       <w:r>
-        <w:t>Casus C07: Deel 3</w:t>
+        <w:t>Casus 1: Deel 3</w:t>
       </w:r>
     </w:p>
     <w:p>
@@ -1812,7 +1812,7 @@
         <w:rPr>
           <w:sz w:val="20"/>
         </w:rPr>
-        <w:t>Casus C07: 46-jarige accountmanager</w:t>
+        <w:t>Casus 1: 46-jarige accountmanager</w:t>
       </w:r>
       <w:r>
         <w:br/>
@@ -1975,7 +1975,7 @@
         <w:jc w:val="left"/>
       </w:pPr>
       <w:r>
-        <w:t>Casus C08: Deel 3</w:t>
+        <w:t>Casus 2: Deel 3</w:t>
       </w:r>
     </w:p>
     <w:p>
@@ -1987,7 +1987,7 @@
         <w:rPr>
           <w:sz w:val="20"/>
         </w:rPr>
-        <w:t>Casus C08: 38-jarige projectmanager</w:t>
+        <w:t>Casus 2: 38-jarige projectmanager</w:t>
       </w:r>
       <w:r>
         <w:br/>
@@ -2176,7 +2176,7 @@
         <w:jc w:val="left"/>
       </w:pPr>
       <w:r>
-        <w:t>Casus C07: Deel 4</w:t>
+        <w:t>Casus 1: Deel 4</w:t>
       </w:r>
     </w:p>
     <w:p>
@@ -2514,7 +2514,7 @@
         <w:jc w:val="left"/>
       </w:pPr>
       <w:r>
-        <w:t>Casus C08: Deel 4</w:t>
+        <w:t>Casus 2: Deel 4</w:t>
       </w:r>
     </w:p>
     <w:p>
@@ -2904,7 +2904,7 @@
         <w:jc w:val="left"/>
       </w:pPr>
       <w:r>
-        <w:t>Casus C07: Deel 5</w:t>
+        <w:t>Casus 1: Deel 5</w:t>
       </w:r>
     </w:p>
     <w:tbl>
@@ -3132,7 +3132,7 @@
         <w:jc w:val="left"/>
       </w:pPr>
       <w:r>
-        <w:t>Casus C08: Deel 5</w:t>
+        <w:t>Casus 2: Deel 5</w:t>
       </w:r>
     </w:p>
     <w:tbl>
@@ -3368,7 +3368,7 @@
         <w:rPr>
           <w:sz w:val="20"/>
         </w:rPr>
-        <w:t>Dank u voor het invullen van alle vijf delen voor uw twee toegewezen casussen (C07 en C08).</w:t>
+        <w:t>Dank u voor het invullen van alle vijf delen voor uw twee toegewezen casussen (Casus 1 en Casus 2).</w:t>
       </w:r>
     </w:p>
     <w:p/>
@@ -3390,7 +3390,7 @@
         <w:rPr>
           <w:sz w:val="20"/>
         </w:rPr>
-        <w:t>□   Ik heb in Deel 1 voor beide casussen (C07 en C08) criteriumlabels ingevuld.</w:t>
+        <w:t>□   Ik heb in Deel 1 voor beide casussen (Casus 1 en Casus 2) criteriumlabels ingevuld.</w:t>
       </w:r>
     </w:p>
     <w:p>

--- a/evaluation/qualtrics/01_HCPs_PRE/separate_HCPs/HCP_4/main.docx
+++ b/evaluation/qualtrics/01_HCPs_PRE/separate_HCPs/HCP_4/main.docx
@@ -1092,7 +1092,7 @@
         <w:jc w:val="left"/>
       </w:pPr>
       <w:r>
-        <w:t>Casus 1: 46-jarige accountmanager</w:t>
+        <w:t>Casus 1: 46-jarige accountmanager</w:t>
       </w:r>
     </w:p>
     <w:p>
@@ -1241,7 +1241,7 @@
         <w:jc w:val="left"/>
       </w:pPr>
       <w:r>
-        <w:t>Casus 2: 38-jarige projectmanager</w:t>
+        <w:t>Casus 2: 38-jarige projectmanager</w:t>
       </w:r>
     </w:p>
     <w:p>
@@ -1416,7 +1416,7 @@
         <w:jc w:val="left"/>
       </w:pPr>
       <w:r>
-        <w:t>Casus 1: Deel 2</w:t>
+        <w:t>Casus 1: 46-jarige accountmanager -- Deel 2</w:t>
       </w:r>
     </w:p>
     <w:p>
@@ -1428,7 +1428,7 @@
         <w:rPr>
           <w:sz w:val="20"/>
         </w:rPr>
-        <w:t>Casus 1: verkorte klachtomschrijving</w:t>
+        <w:t>Casus 1: verkorte klachtomschrijving</w:t>
       </w:r>
       <w:r>
         <w:br/>
@@ -1595,7 +1595,7 @@
         <w:jc w:val="left"/>
       </w:pPr>
       <w:r>
-        <w:t>Casus 2: Deel 2</w:t>
+        <w:t>Casus 2: 38-jarige projectmanager -- Deel 2</w:t>
       </w:r>
     </w:p>
     <w:p>
@@ -1607,7 +1607,7 @@
         <w:rPr>
           <w:sz w:val="20"/>
         </w:rPr>
-        <w:t>Casus 2: verkorte klachtomschrijving</w:t>
+        <w:t>Casus 2: verkorte klachtomschrijving</w:t>
       </w:r>
       <w:r>
         <w:br/>
@@ -1800,7 +1800,7 @@
         <w:jc w:val="left"/>
       </w:pPr>
       <w:r>
-        <w:t>Casus 1: Deel 3</w:t>
+        <w:t>Casus 1: 46-jarige accountmanager -- Deel 3</w:t>
       </w:r>
     </w:p>
     <w:p>
@@ -1812,7 +1812,7 @@
         <w:rPr>
           <w:sz w:val="20"/>
         </w:rPr>
-        <w:t>Casus 1: 46-jarige accountmanager</w:t>
+        <w:t>Casus 1: 46-jarige accountmanager</w:t>
       </w:r>
       <w:r>
         <w:br/>
@@ -1975,7 +1975,7 @@
         <w:jc w:val="left"/>
       </w:pPr>
       <w:r>
-        <w:t>Casus 2: Deel 3</w:t>
+        <w:t>Casus 2: 38-jarige projectmanager -- Deel 3</w:t>
       </w:r>
     </w:p>
     <w:p>
@@ -1987,7 +1987,7 @@
         <w:rPr>
           <w:sz w:val="20"/>
         </w:rPr>
-        <w:t>Casus 2: 38-jarige projectmanager</w:t>
+        <w:t>Casus 2: 38-jarige projectmanager</w:t>
       </w:r>
       <w:r>
         <w:br/>
@@ -2176,7 +2176,7 @@
         <w:jc w:val="left"/>
       </w:pPr>
       <w:r>
-        <w:t>Casus 1: Deel 4</w:t>
+        <w:t>Casus 1: 46-jarige accountmanager -- Deel 4</w:t>
       </w:r>
     </w:p>
     <w:p>
@@ -2514,7 +2514,7 @@
         <w:jc w:val="left"/>
       </w:pPr>
       <w:r>
-        <w:t>Casus 2: Deel 4</w:t>
+        <w:t>Casus 2: 38-jarige projectmanager -- Deel 4</w:t>
       </w:r>
     </w:p>
     <w:p>
@@ -2904,7 +2904,7 @@
         <w:jc w:val="left"/>
       </w:pPr>
       <w:r>
-        <w:t>Casus 1: Deel 5</w:t>
+        <w:t>Casus 1: 46-jarige accountmanager -- Deel 5</w:t>
       </w:r>
     </w:p>
     <w:tbl>
@@ -3132,7 +3132,7 @@
         <w:jc w:val="left"/>
       </w:pPr>
       <w:r>
-        <w:t>Casus 2: Deel 5</w:t>
+        <w:t>Casus 2: 38-jarige projectmanager -- Deel 5</w:t>
       </w:r>
     </w:p>
     <w:tbl>

--- a/evaluation/qualtrics/01_HCPs_PRE/separate_HCPs/HCP_4/main.docx
+++ b/evaluation/qualtrics/01_HCPs_PRE/separate_HCPs/HCP_4/main.docx
@@ -1786,7 +1786,7 @@
         <w:rPr>
           <w:sz w:val="20"/>
         </w:rPr>
-        <w:t>Rangschik de 5 standaardpredictoren van hoogste naar laagste klinische prioriteit als behandeldoel. Gebruik hiervoor de 21-daagse monitoring en het bipartiet netwerk (rood = risicofactor, blauw = beschermend, lijndikte ∝ |gewicht|). Zie de bijgevoegde PDF voor het visuele netwerkdiagram met predictoren links en criteria rechts.</w:t>
+        <w:t>Rangschik de 5 standaardpredictoren van hoogste naar laagste klinische prioriteit als behandeldoel. Gebruik hiervoor de 21-daagse monitoring en het bipartiet netwerk (rood = risicofactor, blauw = beschermend, lijndikte ∝ |gewicht|, genormaliseerd binnen elk netwerk).</w:t>
       </w:r>
     </w:p>
     <w:p>
@@ -1846,23 +1846,46 @@
           <w:b/>
           <w:sz w:val="20"/>
         </w:rPr>
-        <w:t>Bipartiet netwerk — predictoren (links) → criteria (rechts)  (zie PDF voor visuele weergave):</w:t>
+        <w:t>Bipartiet netwerk — predictoren (links) → criteria (rechts):</w:t>
       </w:r>
     </w:p>
     <w:p>
-      <w:r>
-        <w:rPr>
-          <w:b/>
-          <w:color w:val="1D4ED8"/>
-          <w:sz w:val="18"/>
-        </w:rPr>
-        <w:t xml:space="preserve">  Beschermende factoren (blauw, negatief gewicht):  </w:t>
-      </w:r>
-      <w:r>
-        <w:rPr>
-          <w:sz w:val="18"/>
-        </w:rPr>
-        <w:t>P1 (Activiteitenschema) → CR-1 (Aanhoudende sombere stemming) (w=-0.78),  P1 (Activiteitenschema) → CR-2 (Anergie) (w=-0.82),  P2 (Sociaal initiatief) → CR-3 (Sociale isolatie) (w=-0.80),  P3 (Slaapregelmaat) → CR-1 (Aanhoudende sombere stemming) (w=-0.55),  P3 (Slaapregelmaat) → CR-2 (Anergie) (w=-0.58),  P4 (Plezierige activiteit) → CR-1 (Aanhoudende sombere stemming) (w=-0.75),  P4 (Plezierige activiteit) → CR-4 (Hopeloosheid) (w=-0.52),  P5 (Cognitieve tegenspraak hopeloosheid) → CR-4 (Hopeloosheid) (w=-0.80)</w:t>
+      <w:pPr>
+        <w:jc w:val="center"/>
+      </w:pPr>
+      <w:r>
+        <w:drawing>
+          <wp:inline xmlns:a="http://schemas.openxmlformats.org/drawingml/2006/main" xmlns:pic="http://schemas.openxmlformats.org/drawingml/2006/picture">
+            <wp:extent cx="5303520" cy="3740186"/>
+            <wp:docPr id="1" name="Picture 1"/>
+            <wp:cNvGraphicFramePr>
+              <a:graphicFrameLocks noChangeAspect="1"/>
+            </wp:cNvGraphicFramePr>
+            <a:graphic>
+              <a:graphicData uri="http://schemas.openxmlformats.org/drawingml/2006/picture">
+                <pic:pic>
+                  <pic:nvPicPr>
+                    <pic:cNvPr id="0" name="image.png"/>
+                    <pic:cNvPicPr/>
+                  </pic:nvPicPr>
+                  <pic:blipFill>
+                    <a:blip r:embed="rId9"/>
+                    <a:stretch>
+                      <a:fillRect/>
+                    </a:stretch>
+                  </pic:blipFill>
+                  <pic:spPr>
+                    <a:xfrm>
+                      <a:off x="0" y="0"/>
+                      <a:ext cx="5303520" cy="3740186"/>
+                    </a:xfrm>
+                    <a:prstGeom prst="rect"/>
+                  </pic:spPr>
+                </pic:pic>
+              </a:graphicData>
+            </a:graphic>
+          </wp:inline>
+        </w:drawing>
       </w:r>
     </w:p>
     <w:p/>
@@ -2021,23 +2044,46 @@
           <w:b/>
           <w:sz w:val="20"/>
         </w:rPr>
-        <w:t>Bipartiet netwerk — predictoren (links) → criteria (rechts)  (zie PDF voor visuele weergave):</w:t>
+        <w:t>Bipartiet netwerk — predictoren (links) → criteria (rechts):</w:t>
       </w:r>
     </w:p>
     <w:p>
-      <w:r>
-        <w:rPr>
-          <w:b/>
-          <w:color w:val="1D4ED8"/>
-          <w:sz w:val="18"/>
-        </w:rPr>
-        <w:t xml:space="preserve">  Beschermende factoren (blauw, negatief gewicht):  </w:t>
-      </w:r>
-      <w:r>
-        <w:rPr>
-          <w:sz w:val="18"/>
-        </w:rPr>
-        <w:t>P1 (Extern taakbeheersysteem) → CR-2 (Plannings- en organisatiefouten) (w=-0.80),  P1 (Extern taakbeheersysteem) → CR-1 (Aandachtsvolhoudingsproblemen) (w=-0.72),  P2 (Interesse-gedreven activatie) → CR-1 (Aandachtsvolhoudingsproblemen) (w=-0.55),  P3 (Bewust luisteren) → CR-3 (Interpersoonlijke onoplettendheid) (w=-0.78),  P4 (Taakvoltooiingsbekrachtiging) → CR-4 (Prestatieschaamte) (w=-0.80),  P4 (Taakvoltooiingsbekrachtiging) → CR-2 (Plannings- en organisatiefouten) (w=-0.50),  P5 (Overgangsrituelen) → CR-2 (Plannings- en organisatiefouten) (w=-0.75)</w:t>
+      <w:pPr>
+        <w:jc w:val="center"/>
+      </w:pPr>
+      <w:r>
+        <w:drawing>
+          <wp:inline xmlns:a="http://schemas.openxmlformats.org/drawingml/2006/main" xmlns:pic="http://schemas.openxmlformats.org/drawingml/2006/picture">
+            <wp:extent cx="5303520" cy="3756280"/>
+            <wp:docPr id="2" name="Picture 2"/>
+            <wp:cNvGraphicFramePr>
+              <a:graphicFrameLocks noChangeAspect="1"/>
+            </wp:cNvGraphicFramePr>
+            <a:graphic>
+              <a:graphicData uri="http://schemas.openxmlformats.org/drawingml/2006/picture">
+                <pic:pic>
+                  <pic:nvPicPr>
+                    <pic:cNvPr id="0" name="image.png"/>
+                    <pic:cNvPicPr/>
+                  </pic:nvPicPr>
+                  <pic:blipFill>
+                    <a:blip r:embed="rId10"/>
+                    <a:stretch>
+                      <a:fillRect/>
+                    </a:stretch>
+                  </pic:blipFill>
+                  <pic:spPr>
+                    <a:xfrm>
+                      <a:off x="0" y="0"/>
+                      <a:ext cx="5303520" cy="3756280"/>
+                    </a:xfrm>
+                    <a:prstGeom prst="rect"/>
+                  </pic:spPr>
+                </pic:pic>
+              </a:graphicData>
+            </a:graphic>
+          </wp:inline>
+        </w:drawing>
       </w:r>
     </w:p>
     <w:p/>

--- a/evaluation/qualtrics/01_HCPs_PRE/separate_HCPs/HCP_4/main.docx
+++ b/evaluation/qualtrics/01_HCPs_PRE/separate_HCPs/HCP_4/main.docx
@@ -1786,7 +1786,7 @@
         <w:rPr>
           <w:sz w:val="20"/>
         </w:rPr>
-        <w:t>Rangschik de 5 standaardpredictoren van hoogste naar laagste klinische prioriteit als behandeldoel. Gebruik hiervoor de 21-daagse monitoring en het bipartiet netwerk (rood = risicofactor, blauw = beschermend, lijndikte ∝ |gewicht|, genormaliseerd binnen elk netwerk).</w:t>
+        <w:t>Rangschik de 5 standaardpredictoren van hoogste naar laagste klinische prioriteit als behandeldoel. Gebruik hiervoor de 21-daagse monitoring en het bipartiet netwerk (blauw = positief verband, rood = negatief verband; lijndikte ∝ |w|, genormaliseerd binnen elk netwerk).</w:t>
       </w:r>
     </w:p>
     <w:p>
@@ -1841,22 +1841,28 @@
     </w:p>
     <w:p/>
     <w:p>
+      <w:pPr>
+        <w:keepNext/>
+        <w:spacing w:before="120" w:after="40"/>
+      </w:pPr>
       <w:r>
         <w:rPr>
           <w:b/>
+          <w:color w:val="1E3A5F"/>
           <w:sz w:val="20"/>
         </w:rPr>
-        <w:t>Bipartiet netwerk — predictoren (links) → criteria (rechts):</w:t>
+        <w:t>Bipartiet netwerk — predictoren (links) → criteria (rechts)</w:t>
       </w:r>
     </w:p>
     <w:p>
       <w:pPr>
+        <w:spacing w:before="0" w:after="120"/>
         <w:jc w:val="center"/>
       </w:pPr>
       <w:r>
         <w:drawing>
           <wp:inline xmlns:a="http://schemas.openxmlformats.org/drawingml/2006/main" xmlns:pic="http://schemas.openxmlformats.org/drawingml/2006/picture">
-            <wp:extent cx="5303520" cy="3740186"/>
+            <wp:extent cx="5120640" cy="3649454"/>
             <wp:docPr id="1" name="Picture 1"/>
             <wp:cNvGraphicFramePr>
               <a:graphicFrameLocks noChangeAspect="1"/>
@@ -1877,7 +1883,7 @@
                   <pic:spPr>
                     <a:xfrm>
                       <a:off x="0" y="0"/>
-                      <a:ext cx="5303520" cy="3740186"/>
+                      <a:ext cx="5120640" cy="3649454"/>
                     </a:xfrm>
                     <a:prstGeom prst="rect"/>
                   </pic:spPr>
@@ -2039,22 +2045,28 @@
     </w:p>
     <w:p/>
     <w:p>
+      <w:pPr>
+        <w:keepNext/>
+        <w:spacing w:before="120" w:after="40"/>
+      </w:pPr>
       <w:r>
         <w:rPr>
           <w:b/>
+          <w:color w:val="1E3A5F"/>
           <w:sz w:val="20"/>
         </w:rPr>
-        <w:t>Bipartiet netwerk — predictoren (links) → criteria (rechts):</w:t>
+        <w:t>Bipartiet netwerk — predictoren (links) → criteria (rechts)</w:t>
       </w:r>
     </w:p>
     <w:p>
       <w:pPr>
+        <w:spacing w:before="0" w:after="120"/>
         <w:jc w:val="center"/>
       </w:pPr>
       <w:r>
         <w:drawing>
           <wp:inline xmlns:a="http://schemas.openxmlformats.org/drawingml/2006/main" xmlns:pic="http://schemas.openxmlformats.org/drawingml/2006/picture">
-            <wp:extent cx="5303520" cy="3756280"/>
+            <wp:extent cx="5120640" cy="3641344"/>
             <wp:docPr id="2" name="Picture 2"/>
             <wp:cNvGraphicFramePr>
               <a:graphicFrameLocks noChangeAspect="1"/>
@@ -2075,7 +2087,7 @@
                   <pic:spPr>
                     <a:xfrm>
                       <a:off x="0" y="0"/>
-                      <a:ext cx="5303520" cy="3756280"/>
+                      <a:ext cx="5120640" cy="3641344"/>
                     </a:xfrm>
                     <a:prstGeom prst="rect"/>
                   </pic:spPr>

--- a/evaluation/qualtrics/01_HCPs_PRE/separate_HCPs/HCP_4/main.docx
+++ b/evaluation/qualtrics/01_HCPs_PRE/separate_HCPs/HCP_4/main.docx
@@ -2850,7 +2850,7 @@
         <w:rPr>
           <w:sz w:val="20"/>
         </w:rPr>
-        <w:t>17.  □  Gemaakte toezeggingen nagekomen (0--10)</w:t>
+        <w:t>17.  □  Interessetaak geselecteerd en gestart (ja/nee)</w:t>
       </w:r>
     </w:p>
     <w:p>

--- a/evaluation/qualtrics/01_HCPs_PRE/separate_HCPs/HCP_4/main.docx
+++ b/evaluation/qualtrics/01_HCPs_PRE/separate_HCPs/HCP_4/main.docx
@@ -847,7 +847,7 @@
               <w:rPr>
                 <w:sz w:val="18"/>
               </w:rPr>
-              <w:t>Selecteer exact 5 EMA-items uit de lijst van 20</w:t>
+              <w:t>Selecteer exact 6 EMA-items uit de lijst van 20</w:t>
             </w:r>
           </w:p>
         </w:tc>
@@ -2220,7 +2220,7 @@
         <w:rPr>
           <w:sz w:val="20"/>
         </w:rPr>
-        <w:t>Selecteer per casus EXACT 5 EMA-items uit een lijst van 20. Start vanuit de gestandaardiseerde behandeldoelen en kies de 5 dagelijkse EMA-items die daar het best op aansluiten als directe subpredictoren. Verkies klinisch relevante breedte boven irrelevante of perifere items.</w:t>
+        <w:t>Selecteer per casus EXACT 6 EMA-items uit een lijst van 20: 2 sub-predictoren per behandeldoel (3 x 2 = 6). Start vanuit de gestandaardiseerde behandeldoelen en kies per behandeldoel 2 dagelijkse EMA-items die daar het best op aansluiten als directe subpredictoren. Verkies klinisch relevante breedte boven irrelevante of perifere items.</w:t>
       </w:r>
     </w:p>
     <w:p>
@@ -2307,7 +2307,7 @@
           <w:b/>
           <w:sz w:val="20"/>
         </w:rPr>
-        <w:t>Opdracht: selecteer EXACT 5 EMA-items die het best passen als volgende subpredictoren. Vink de 5 geselecteerde items aan.</w:t>
+        <w:t>Opdracht: selecteer EXACT 6 EMA-items (2 per behandeldoel) die het best passen als volgende subpredictoren. Vink de 6 geselecteerde items aan.</w:t>
       </w:r>
     </w:p>
     <w:p/>
@@ -2332,7 +2332,7 @@
         <w:rPr>
           <w:sz w:val="20"/>
         </w:rPr>
-        <w:t xml:space="preserve"> 2.  □  Activiteitenschema gevolgd (ja/nee)</w:t>
+        <w:t xml:space="preserve"> 2.  □  Geplande activiteit uit agenda uitgevoerd (ja/nee)</w:t>
       </w:r>
     </w:p>
     <w:p>
@@ -2356,7 +2356,7 @@
         <w:rPr>
           <w:sz w:val="20"/>
         </w:rPr>
-        <w:t xml:space="preserve"> 4.  □  Werkgerelateerd piekeren in de avond (min)</w:t>
+        <w:t xml:space="preserve"> 4.  □  Voltooiingsgraad van dagschema vandaag (0--10)</w:t>
       </w:r>
     </w:p>
     <w:p>
@@ -2368,7 +2368,7 @@
         <w:rPr>
           <w:sz w:val="20"/>
         </w:rPr>
-        <w:t xml:space="preserve"> 5.  □  Slaap-waaktijdvariatie vandaag (min)</w:t>
+        <w:t xml:space="preserve"> 5.  □  Werkgerelateerd piekeren in de avond (min)</w:t>
       </w:r>
     </w:p>
     <w:p>
@@ -2392,7 +2392,7 @@
         <w:rPr>
           <w:sz w:val="20"/>
         </w:rPr>
-        <w:t xml:space="preserve"> 7.  □  Sociaal contact geinitieerd (ja/nee)</w:t>
+        <w:t xml:space="preserve"> 7.  □  Opstaan op geplande wektijd (ja/nee)</w:t>
       </w:r>
     </w:p>
     <w:p>
@@ -2416,7 +2416,7 @@
         <w:rPr>
           <w:sz w:val="20"/>
         </w:rPr>
-        <w:t xml:space="preserve"> 9.  □  Middagdutje genomen (ja/nee)</w:t>
+        <w:t xml:space="preserve"> 9.  □  Verschil geplande versus werkelijke bedtijd (min)</w:t>
       </w:r>
     </w:p>
     <w:p>
@@ -2428,7 +2428,7 @@
         <w:rPr>
           <w:sz w:val="20"/>
         </w:rPr>
-        <w:t>10.  □  Plezierige activiteit voltooid (ja/nee)</w:t>
+        <w:t>10.  □  Alcoholinname vanavond (aantal)</w:t>
       </w:r>
     </w:p>
     <w:p>
@@ -2440,7 +2440,7 @@
         <w:rPr>
           <w:sz w:val="20"/>
         </w:rPr>
-        <w:t>11.  □  Alcoholinname vanavond (aantal)</w:t>
+        <w:t>11.  □  Middagdutje genomen (ja/nee)</w:t>
       </w:r>
     </w:p>
     <w:p>
@@ -2464,7 +2464,7 @@
         <w:rPr>
           <w:sz w:val="20"/>
         </w:rPr>
-        <w:t>13.  □  Aantal maaltijden overgeslagen (aantal)</w:t>
+        <w:t>13.  □  Zelf contact opgenomen met een bekende (ja/nee)</w:t>
       </w:r>
     </w:p>
     <w:p>
@@ -2476,7 +2476,7 @@
         <w:rPr>
           <w:sz w:val="20"/>
         </w:rPr>
-        <w:t>14.  □  Hopeloosheidsgedachten uitgedaagd (ja/nee)</w:t>
+        <w:t>14.  □  Plezierige activiteit voltooid (ja/nee)</w:t>
       </w:r>
     </w:p>
     <w:p>
@@ -2488,7 +2488,7 @@
         <w:rPr>
           <w:sz w:val="20"/>
         </w:rPr>
-        <w:t>15.  □  Waterinname vandaag (glazen)</w:t>
+        <w:t>15.  □  Hopeloosheidsgedachten uitgedaagd (ja/nee)</w:t>
       </w:r>
     </w:p>
     <w:p>
@@ -2500,7 +2500,7 @@
         <w:rPr>
           <w:sz w:val="20"/>
         </w:rPr>
-        <w:t>16.  □  Werkuren vandaag (uren)</w:t>
+        <w:t>16.  □  Duur van sociaal contact op eigen initiatief (min)</w:t>
       </w:r>
     </w:p>
     <w:p>
@@ -2512,7 +2512,7 @@
         <w:rPr>
           <w:sz w:val="20"/>
         </w:rPr>
-        <w:t>17.  □  TV-kijktijd in de avond (min)</w:t>
+        <w:t>17.  □  Waterinname vandaag (glazen)</w:t>
       </w:r>
     </w:p>
     <w:p>
@@ -2524,7 +2524,7 @@
         <w:rPr>
           <w:sz w:val="20"/>
         </w:rPr>
-        <w:t>18.  □  Schermtijd na 22.00 uur (min)</w:t>
+        <w:t>18.  □  Werkuren vandaag (uren)</w:t>
       </w:r>
     </w:p>
     <w:p>
@@ -2536,7 +2536,7 @@
         <w:rPr>
           <w:sz w:val="20"/>
         </w:rPr>
-        <w:t>19.  □  Aantal afspraken buitenshuis gepland (aantal)</w:t>
+        <w:t>19.  □  Aantal maaltijden overgeslagen (aantal)</w:t>
       </w:r>
     </w:p>
     <w:p>
@@ -2558,7 +2558,7 @@
           <w:b/>
           <w:sz w:val="20"/>
         </w:rPr>
-        <w:t>Totaal geselecteerd: _____ / 5</w:t>
+        <w:t>Totaal geselecteerd: _____ / 6</w:t>
       </w:r>
     </w:p>
     <w:p>
@@ -2645,7 +2645,7 @@
           <w:b/>
           <w:sz w:val="20"/>
         </w:rPr>
-        <w:t>Opdracht: selecteer EXACT 5 EMA-items die het best passen als volgende subpredictoren. Vink de 5 geselecteerde items aan.</w:t>
+        <w:t>Opdracht: selecteer EXACT 6 EMA-items (2 per behandeldoel) die het best passen als volgende subpredictoren. Vink de 6 geselecteerde items aan.</w:t>
       </w:r>
     </w:p>
     <w:p/>
@@ -2670,7 +2670,7 @@
         <w:rPr>
           <w:sz w:val="20"/>
         </w:rPr>
-        <w:t xml:space="preserve"> 2.  □  Extern taakbeheersysteem geraadpleegd (ja/nee)</w:t>
+        <w:t xml:space="preserve"> 2.  □  To-dolijst of digitale planner geraadpleegd (ja/nee)</w:t>
       </w:r>
     </w:p>
     <w:p>
@@ -2694,7 +2694,7 @@
         <w:rPr>
           <w:sz w:val="20"/>
         </w:rPr>
-        <w:t xml:space="preserve"> 4.  □  Tijd op sociale media tijdens werk (min)</w:t>
+        <w:t xml:space="preserve"> 4.  □  Nieuwe taken direct in het systeem ingevoerd (ja/nee)</w:t>
       </w:r>
     </w:p>
     <w:p>
@@ -2706,7 +2706,7 @@
         <w:rPr>
           <w:sz w:val="20"/>
         </w:rPr>
-        <w:t xml:space="preserve"> 5.  □  Spierspanning in de namiddag (0--10)</w:t>
+        <w:t xml:space="preserve"> 5.  □  Tijd op sociale media tijdens werk (min)</w:t>
       </w:r>
     </w:p>
     <w:p>
@@ -2718,7 +2718,7 @@
         <w:rPr>
           <w:sz w:val="20"/>
         </w:rPr>
-        <w:t xml:space="preserve"> 6.  □  Bewust luisteren geoefend (ja/nee)</w:t>
+        <w:t xml:space="preserve"> 6.  □  Spierspanning in de namiddag (0--10)</w:t>
       </w:r>
     </w:p>
     <w:p>
@@ -2730,7 +2730,7 @@
         <w:rPr>
           <w:sz w:val="20"/>
         </w:rPr>
-        <w:t xml:space="preserve"> 7.  □  Ochtendlichtblootstelling (min)</w:t>
+        <w:t xml:space="preserve"> 7.  □  Actief luisteren bewust geoefend in gesprek (ja/nee)</w:t>
       </w:r>
     </w:p>
     <w:p>
@@ -2754,7 +2754,7 @@
         <w:rPr>
           <w:sz w:val="20"/>
         </w:rPr>
-        <w:t xml:space="preserve"> 9.  □  Taakvoltooiing erkend of beloond (ja/nee)</w:t>
+        <w:t xml:space="preserve"> 9.  □  Afleiding weggelegd tijdens een gesprek (ja/nee)</w:t>
       </w:r>
     </w:p>
     <w:p>
@@ -2778,7 +2778,7 @@
         <w:rPr>
           <w:sz w:val="20"/>
         </w:rPr>
-        <w:t>11.  □  Aantal huishoudelijke taken gestart (aantal)</w:t>
+        <w:t>11.  □  Eetlust rond de lunch (0--10)</w:t>
       </w:r>
     </w:p>
     <w:p>
@@ -2790,7 +2790,7 @@
         <w:rPr>
           <w:sz w:val="20"/>
         </w:rPr>
-        <w:t>12.  □  Eetlust rond de lunch (0--10)</w:t>
+        <w:t>12.  □  Afgesloten taak bewust positief erkend (ja/nee)</w:t>
       </w:r>
     </w:p>
     <w:p>
@@ -2802,7 +2802,7 @@
         <w:rPr>
           <w:sz w:val="20"/>
         </w:rPr>
-        <w:t>13.  □  Overgangstaak-ritueel gebruikt (ja/nee)</w:t>
+        <w:t>13.  □  Alcoholinname in de avond (aantal)</w:t>
       </w:r>
     </w:p>
     <w:p>
@@ -2814,7 +2814,7 @@
         <w:rPr>
           <w:sz w:val="20"/>
         </w:rPr>
-        <w:t>14.  □  Alcoholinname in de avond (aantal)</w:t>
+        <w:t>14.  □  Stemmingsschommeling vandaag (0--10)</w:t>
       </w:r>
     </w:p>
     <w:p>
@@ -2826,7 +2826,7 @@
         <w:rPr>
           <w:sz w:val="20"/>
         </w:rPr>
-        <w:t>15.  □  Stemmingsschommeling vandaag (0--10)</w:t>
+        <w:t>15.  □  Kleine beloning gegeven na taakvoltooiing (ja/nee)</w:t>
       </w:r>
     </w:p>
     <w:p>
@@ -2850,7 +2850,7 @@
         <w:rPr>
           <w:sz w:val="20"/>
         </w:rPr>
-        <w:t>17.  □  Interessetaak geselecteerd en gestart (ja/nee)</w:t>
+        <w:t>17.  □  Ochtendlichtblootstelling (min)</w:t>
       </w:r>
     </w:p>
     <w:p>
@@ -2874,7 +2874,7 @@
         <w:rPr>
           <w:sz w:val="20"/>
         </w:rPr>
-        <w:t>19.  □  Schermtijd na 22.00 uur (min)</w:t>
+        <w:t>19.  □  Plezier in vrijetijdsbesteding (0--10)</w:t>
       </w:r>
     </w:p>
     <w:p>
@@ -2886,7 +2886,7 @@
         <w:rPr>
           <w:sz w:val="20"/>
         </w:rPr>
-        <w:t>20.  □  Plezier in vrijetijdsbesteding (0--10)</w:t>
+        <w:t>20.  □  Aantal huishoudelijke taken gestart (aantal)</w:t>
       </w:r>
     </w:p>
     <w:p/>
@@ -2896,7 +2896,7 @@
           <w:b/>
           <w:sz w:val="20"/>
         </w:rPr>
-        <w:t>Totaal geselecteerd: _____ / 5</w:t>
+        <w:t>Totaal geselecteerd: _____ / 6</w:t>
       </w:r>
     </w:p>
     <w:p>
@@ -3484,7 +3484,7 @@
         <w:rPr>
           <w:sz w:val="20"/>
         </w:rPr>
-        <w:t>□   Ik heb in Deel 4 voor beide casussen exact 5 EMA-items geselecteerd.</w:t>
+        <w:t>□   Ik heb in Deel 4 voor beide casussen exact 6 EMA-items geselecteerd.</w:t>
       </w:r>
     </w:p>
     <w:p>

--- a/evaluation/qualtrics/01_HCPs_PRE/separate_HCPs/HCP_4/main.docx
+++ b/evaluation/qualtrics/01_HCPs_PRE/separate_HCPs/HCP_4/main.docx
@@ -2332,7 +2332,7 @@
         <w:rPr>
           <w:sz w:val="20"/>
         </w:rPr>
-        <w:t xml:space="preserve"> 2.  □  Geplande activiteit uit agenda uitgevoerd (ja/nee)</w:t>
+        <w:t xml:space="preserve"> 2.  □  Geplande activiteit uit dagschema bewust uitgevoerd (ja/nee)</w:t>
       </w:r>
     </w:p>
     <w:p>
@@ -2344,7 +2344,7 @@
         <w:rPr>
           <w:sz w:val="20"/>
         </w:rPr>
-        <w:t xml:space="preserve"> 3.  □  Eetlust in de ochtend (0--10)</w:t>
+        <w:t xml:space="preserve"> 3.  □  Ontbijt op vaste tijd bewust genuttigd (ja/nee)</w:t>
       </w:r>
     </w:p>
     <w:p>
@@ -2356,7 +2356,7 @@
         <w:rPr>
           <w:sz w:val="20"/>
         </w:rPr>
-        <w:t xml:space="preserve"> 4.  □  Voltooiingsgraad van dagschema vandaag (0--10)</w:t>
+        <w:t xml:space="preserve"> 4.  □  Aantal geplande activiteiten daadwerkelijk uitgevoerd vandaag (aantal)</w:t>
       </w:r>
     </w:p>
     <w:p>
@@ -2368,7 +2368,7 @@
         <w:rPr>
           <w:sz w:val="20"/>
         </w:rPr>
-        <w:t xml:space="preserve"> 5.  □  Werkgerelateerd piekeren in de avond (min)</w:t>
+        <w:t xml:space="preserve"> 5.  □  Werkgerelateerde gedachten bewust gestopt of beperkt in de avond (min)</w:t>
       </w:r>
     </w:p>
     <w:p>
@@ -2380,7 +2380,7 @@
         <w:rPr>
           <w:sz w:val="20"/>
         </w:rPr>
-        <w:t xml:space="preserve"> 6.  □  Pijnklachten in de rug (0--10)</w:t>
+        <w:t xml:space="preserve"> 6.  □  Lichte lichaamsbeweging of stretching om energie te verhogen (min)</w:t>
       </w:r>
     </w:p>
     <w:p>
@@ -2392,7 +2392,7 @@
         <w:rPr>
           <w:sz w:val="20"/>
         </w:rPr>
-        <w:t xml:space="preserve"> 7.  □  Opstaan op geplande wektijd (ja/nee)</w:t>
+        <w:t xml:space="preserve"> 7.  □  Opstaan op geplande wektijd aangehouden (ja/nee)</w:t>
       </w:r>
     </w:p>
     <w:p>
@@ -2404,7 +2404,7 @@
         <w:rPr>
           <w:sz w:val="20"/>
         </w:rPr>
-        <w:t xml:space="preserve"> 8.  □  Tijd op sociale media (min)</w:t>
+        <w:t xml:space="preserve"> 8.  □  Schermtijd op sociale media bewust beperkt (min)</w:t>
       </w:r>
     </w:p>
     <w:p>
@@ -2416,7 +2416,7 @@
         <w:rPr>
           <w:sz w:val="20"/>
         </w:rPr>
-        <w:t xml:space="preserve"> 9.  □  Verschil geplande versus werkelijke bedtijd (min)</w:t>
+        <w:t xml:space="preserve"> 9.  □  Afwijking van geplande bedtijd (min)</w:t>
       </w:r>
     </w:p>
     <w:p>
@@ -2428,7 +2428,7 @@
         <w:rPr>
           <w:sz w:val="20"/>
         </w:rPr>
-        <w:t>10.  □  Alcoholinname vanavond (aantal)</w:t>
+        <w:t>10.  □  Alcoholinname vanavond (eenheden)</w:t>
       </w:r>
     </w:p>
     <w:p>
@@ -2452,7 +2452,7 @@
         <w:rPr>
           <w:sz w:val="20"/>
         </w:rPr>
-        <w:t>12.  □  Concentratie tijdens administratie (0--10)</w:t>
+        <w:t>12.  □  Gestructureerde taaklijst opgesteld en bijgehouden (ja/nee)</w:t>
       </w:r>
     </w:p>
     <w:p>
@@ -2464,7 +2464,7 @@
         <w:rPr>
           <w:sz w:val="20"/>
         </w:rPr>
-        <w:t>13.  □  Zelf contact opgenomen met een bekende (ja/nee)</w:t>
+        <w:t>13.  □  Bewust contact opgenomen met een kennis of vriend (ja/nee)</w:t>
       </w:r>
     </w:p>
     <w:p>
@@ -2476,7 +2476,7 @@
         <w:rPr>
           <w:sz w:val="20"/>
         </w:rPr>
-        <w:t>14.  □  Plezierige activiteit voltooid (ja/nee)</w:t>
+        <w:t>14.  □  Plezierige activiteit bewust gepland en voltooid (ja/nee)</w:t>
       </w:r>
     </w:p>
     <w:p>
@@ -2488,7 +2488,7 @@
         <w:rPr>
           <w:sz w:val="20"/>
         </w:rPr>
-        <w:t>15.  □  Hopeloosheidsgedachten uitgedaagd (ja/nee)</w:t>
+        <w:t>15.  □  Hopeloosheidsgedachten bewust uitgedaagd met een alternatief (ja/nee)</w:t>
       </w:r>
     </w:p>
     <w:p>
@@ -2524,7 +2524,7 @@
         <w:rPr>
           <w:sz w:val="20"/>
         </w:rPr>
-        <w:t>18.  □  Werkuren vandaag (uren)</w:t>
+        <w:t>18.  □  Bewuste stap tegen vermijding van moeilijke taak gezet (ja/nee)</w:t>
       </w:r>
     </w:p>
     <w:p>
@@ -2536,7 +2536,7 @@
         <w:rPr>
           <w:sz w:val="20"/>
         </w:rPr>
-        <w:t>19.  □  Aantal maaltijden overgeslagen (aantal)</w:t>
+        <w:t>19.  □  Maaltijdmoment op vaste tijd aangehouden (ja/nee)</w:t>
       </w:r>
     </w:p>
     <w:p>
@@ -2548,7 +2548,7 @@
         <w:rPr>
           <w:sz w:val="20"/>
         </w:rPr>
-        <w:t>20.  □  Ochtendspanning (0--10)</w:t>
+        <w:t>20.  □  Ochtendbeweging of buitenlucht vóór aanvang van de dag (min)</w:t>
       </w:r>
     </w:p>
     <w:p/>
@@ -2670,7 +2670,7 @@
         <w:rPr>
           <w:sz w:val="20"/>
         </w:rPr>
-        <w:t xml:space="preserve"> 2.  □  To-dolijst of digitale planner geraadpleegd (ja/nee)</w:t>
+        <w:t xml:space="preserve"> 2.  □  To-dolijst of digitale planner bewust geraadpleegd (ja/nee)</w:t>
       </w:r>
     </w:p>
     <w:p>
@@ -2682,7 +2682,7 @@
         <w:rPr>
           <w:sz w:val="20"/>
         </w:rPr>
-        <w:t xml:space="preserve"> 3.  □  Slaapduur afgelopen nacht (uren)</w:t>
+        <w:t xml:space="preserve"> 3.  □  Consistent slaap- en waktijdstip aangehouden (ja/nee)</w:t>
       </w:r>
     </w:p>
     <w:p>
@@ -2694,7 +2694,7 @@
         <w:rPr>
           <w:sz w:val="20"/>
         </w:rPr>
-        <w:t xml:space="preserve"> 4.  □  Nieuwe taken direct in het systeem ingevoerd (ja/nee)</w:t>
+        <w:t xml:space="preserve"> 4.  □  Nieuwe taken direct en volledig ingevoerd in het taakbeheersysteem (ja/nee)</w:t>
       </w:r>
     </w:p>
     <w:p>
@@ -2706,7 +2706,7 @@
         <w:rPr>
           <w:sz w:val="20"/>
         </w:rPr>
-        <w:t xml:space="preserve"> 5.  □  Tijd op sociale media tijdens werk (min)</w:t>
+        <w:t xml:space="preserve"> 5.  □  Schermtijd voor sociale media tijdens werkuren bewust beperkt (min)</w:t>
       </w:r>
     </w:p>
     <w:p>
@@ -2718,7 +2718,7 @@
         <w:rPr>
           <w:sz w:val="20"/>
         </w:rPr>
-        <w:t xml:space="preserve"> 6.  □  Spierspanning in de namiddag (0--10)</w:t>
+        <w:t xml:space="preserve"> 6.  □  Korte beweeg- of rekpauze tijdens de werkdag bewust genomen (min)</w:t>
       </w:r>
     </w:p>
     <w:p>
@@ -2730,7 +2730,7 @@
         <w:rPr>
           <w:sz w:val="20"/>
         </w:rPr>
-        <w:t xml:space="preserve"> 7.  □  Actief luisteren bewust geoefend in gesprek (ja/nee)</w:t>
+        <w:t xml:space="preserve"> 7.  □  Actief luisteren bewust geoefend tijdens een gesprek (ja/nee)</w:t>
       </w:r>
     </w:p>
     <w:p>
@@ -2742,7 +2742,7 @@
         <w:rPr>
           <w:sz w:val="20"/>
         </w:rPr>
-        <w:t xml:space="preserve"> 8.  □  Aantal onderbrekingen door notificaties (aantal)</w:t>
+        <w:t xml:space="preserve"> 8.  □  Notificaties bewust uitgeschakeld tijdens focusblokken (ja/nee)</w:t>
       </w:r>
     </w:p>
     <w:p>
@@ -2754,7 +2754,7 @@
         <w:rPr>
           <w:sz w:val="20"/>
         </w:rPr>
-        <w:t xml:space="preserve"> 9.  □  Afleiding weggelegd tijdens een gesprek (ja/nee)</w:t>
+        <w:t xml:space="preserve"> 9.  □  Afleiding actief weggelegd of uitgeschakeld tijdens een gesprek (ja/nee)</w:t>
       </w:r>
     </w:p>
     <w:p>
@@ -2766,7 +2766,7 @@
         <w:rPr>
           <w:sz w:val="20"/>
         </w:rPr>
-        <w:t>10.  □  Emotionele kwetsbaarheid na kritiek (0--10)</w:t>
+        <w:t>10.  □  Constructieve reactie bewust gekozen na ontvangen kritiek of feedback (ja/nee)</w:t>
       </w:r>
     </w:p>
     <w:p>
@@ -2778,7 +2778,7 @@
         <w:rPr>
           <w:sz w:val="20"/>
         </w:rPr>
-        <w:t>11.  □  Eetlust rond de lunch (0--10)</w:t>
+        <w:t>11.  □  Lunchpauze bewust en schermvrij genomen (ja/nee)</w:t>
       </w:r>
     </w:p>
     <w:p>
@@ -2790,7 +2790,7 @@
         <w:rPr>
           <w:sz w:val="20"/>
         </w:rPr>
-        <w:t>12.  □  Afgesloten taak bewust positief erkend (ja/nee)</w:t>
+        <w:t>12.  □  Afgesloten taak bewust en expliciet positief erkend (ja/nee)</w:t>
       </w:r>
     </w:p>
     <w:p>
@@ -2802,7 +2802,7 @@
         <w:rPr>
           <w:sz w:val="20"/>
         </w:rPr>
-        <w:t>13.  □  Alcoholinname in de avond (aantal)</w:t>
+        <w:t>13.  □  Alcoholinname vanavond (eenheden)</w:t>
       </w:r>
     </w:p>
     <w:p>
@@ -2814,7 +2814,7 @@
         <w:rPr>
           <w:sz w:val="20"/>
         </w:rPr>
-        <w:t>14.  □  Stemmingsschommeling vandaag (0--10)</w:t>
+        <w:t>14.  □  Plezierige activiteit of hobby buiten werk bewust uitgevoerd (min)</w:t>
       </w:r>
     </w:p>
     <w:p>
@@ -2826,7 +2826,7 @@
         <w:rPr>
           <w:sz w:val="20"/>
         </w:rPr>
-        <w:t>15.  □  Kleine beloning gegeven na taakvoltooiing (ja/nee)</w:t>
+        <w:t>15.  □  Kleine symbolische beloning gegeven na taakvoltooiing (ja/nee)</w:t>
       </w:r>
     </w:p>
     <w:p>
@@ -2838,7 +2838,7 @@
         <w:rPr>
           <w:sz w:val="20"/>
         </w:rPr>
-        <w:t>16.  □  Stapelteller vandaag (aantal)</w:t>
+        <w:t>16.  □  Stappentelling overdag (stappen)</w:t>
       </w:r>
     </w:p>
     <w:p>
@@ -2850,7 +2850,7 @@
         <w:rPr>
           <w:sz w:val="20"/>
         </w:rPr>
-        <w:t>17.  □  Ochtendlichtblootstelling (min)</w:t>
+        <w:t>17.  □  Ochtendlichtblootstelling of buitengaan in de ochtend (min)</w:t>
       </w:r>
     </w:p>
     <w:p>
@@ -2874,7 +2874,7 @@
         <w:rPr>
           <w:sz w:val="20"/>
         </w:rPr>
-        <w:t>19.  □  Plezier in vrijetijdsbesteding (0--10)</w:t>
+        <w:t>19.  □  Geplande vrije activiteit actief bijgewoond of uitgevoerd (ja/nee)</w:t>
       </w:r>
     </w:p>
     <w:p>
@@ -2886,7 +2886,7 @@
         <w:rPr>
           <w:sz w:val="20"/>
         </w:rPr>
-        <w:t>20.  □  Aantal huishoudelijke taken gestart (aantal)</w:t>
+        <w:t>20.  □  Waterinname vandaag (glazen)</w:t>
       </w:r>
     </w:p>
     <w:p/>

--- a/evaluation/qualtrics/01_HCPs_PRE/separate_HCPs/HCP_4/main.docx
+++ b/evaluation/qualtrics/01_HCPs_PRE/separate_HCPs/HCP_4/main.docx
@@ -1070,6 +1070,17 @@
       </w:r>
     </w:p>
     <w:p>
+      <w:pPr/>
+      <w:r>
+        <w:rPr>
+          <w:i/>
+          <w:sz w:val="20"/>
+          <w:szCs w:val="20"/>
+        </w:rPr>
+        <w:t xml:space="preserve">Hoe formuleert u een correct symptoomlabel?</w:t>
+      </w:r>
+    </w:p>
+    <w:p>
       <w:pPr>
         <w:jc w:val="left"/>
         <w:shd w:val="clear" w:color="auto" w:fill="DBEAFE"/>
@@ -1140,7 +1151,7 @@
           <w:b/>
           <w:sz w:val="20"/>
         </w:rPr>
-        <w:t xml:space="preserve">Criterium 1  Label (2-5 woorden):  </w:t>
+        <w:t xml:space="preserve">Criterium 1  Label:  </w:t>
       </w:r>
       <w:r>
         <w:rPr>
@@ -1156,7 +1167,7 @@
           <w:b/>
           <w:sz w:val="20"/>
         </w:rPr>
-        <w:t xml:space="preserve">Criterium 2  Label (2-5 woorden):  </w:t>
+        <w:t xml:space="preserve">Criterium 2  Label:  </w:t>
       </w:r>
       <w:r>
         <w:rPr>
@@ -1172,7 +1183,7 @@
           <w:b/>
           <w:sz w:val="20"/>
         </w:rPr>
-        <w:t xml:space="preserve">Criterium 3  Label (2-5 woorden):  </w:t>
+        <w:t xml:space="preserve">Criterium 3  Label:  </w:t>
       </w:r>
       <w:r>
         <w:rPr>
@@ -1188,7 +1199,7 @@
           <w:b/>
           <w:sz w:val="20"/>
         </w:rPr>
-        <w:t xml:space="preserve">Criterium 4  Label (2-5 woorden):  </w:t>
+        <w:t xml:space="preserve">Criterium 4  Label:  </w:t>
       </w:r>
       <w:r>
         <w:rPr>
@@ -1204,7 +1215,7 @@
           <w:b/>
           <w:sz w:val="20"/>
         </w:rPr>
-        <w:t xml:space="preserve">Criterium 5  Label (2-5 woorden):  </w:t>
+        <w:t xml:space="preserve">Criterium 5  Label:  </w:t>
       </w:r>
       <w:r>
         <w:rPr>
@@ -1220,7 +1231,7 @@
           <w:b/>
           <w:sz w:val="20"/>
         </w:rPr>
-        <w:t xml:space="preserve">Criterium 6  Label (2-5 woorden):  </w:t>
+        <w:t xml:space="preserve">Criterium 6  Label:  </w:t>
       </w:r>
       <w:r>
         <w:rPr>
@@ -1289,7 +1300,7 @@
           <w:b/>
           <w:sz w:val="20"/>
         </w:rPr>
-        <w:t xml:space="preserve">Criterium 1  Label (2-5 woorden):  </w:t>
+        <w:t xml:space="preserve">Criterium 1  Label:  </w:t>
       </w:r>
       <w:r>
         <w:rPr>
@@ -1305,7 +1316,7 @@
           <w:b/>
           <w:sz w:val="20"/>
         </w:rPr>
-        <w:t xml:space="preserve">Criterium 2  Label (2-5 woorden):  </w:t>
+        <w:t xml:space="preserve">Criterium 2  Label:  </w:t>
       </w:r>
       <w:r>
         <w:rPr>
@@ -1321,7 +1332,7 @@
           <w:b/>
           <w:sz w:val="20"/>
         </w:rPr>
-        <w:t xml:space="preserve">Criterium 3  Label (2-5 woorden):  </w:t>
+        <w:t xml:space="preserve">Criterium 3  Label:  </w:t>
       </w:r>
       <w:r>
         <w:rPr>
@@ -1337,7 +1348,7 @@
           <w:b/>
           <w:sz w:val="20"/>
         </w:rPr>
-        <w:t xml:space="preserve">Criterium 4  Label (2-5 woorden):  </w:t>
+        <w:t xml:space="preserve">Criterium 4  Label:  </w:t>
       </w:r>
       <w:r>
         <w:rPr>
@@ -1353,7 +1364,7 @@
           <w:b/>
           <w:sz w:val="20"/>
         </w:rPr>
-        <w:t xml:space="preserve">Criterium 5  Label (2-5 woorden):  </w:t>
+        <w:t xml:space="preserve">Criterium 5  Label:  </w:t>
       </w:r>
       <w:r>
         <w:rPr>
@@ -1369,7 +1380,7 @@
           <w:b/>
           <w:sz w:val="20"/>
         </w:rPr>
-        <w:t xml:space="preserve">Criterium 6  Label (2-5 woorden):  </w:t>
+        <w:t xml:space="preserve">Criterium 6  Label:  </w:t>
       </w:r>
       <w:r>
         <w:rPr>
@@ -1394,6 +1405,17 @@
       </w:r>
     </w:p>
     <w:p>
+      <w:pPr/>
+      <w:r>
+        <w:rPr>
+          <w:i/>
+          <w:sz w:val="20"/>
+          <w:szCs w:val="20"/>
+        </w:rPr>
+        <w:t xml:space="preserve">Hoe genereert u behandelingsoptielabels?</w:t>
+      </w:r>
+    </w:p>
+    <w:p>
       <w:pPr>
         <w:jc w:val="left"/>
         <w:shd w:val="clear" w:color="auto" w:fill="D1FAE5"/>
@@ -1510,7 +1532,7 @@
           <w:b/>
           <w:sz w:val="20"/>
         </w:rPr>
-        <w:t xml:space="preserve">Predictor 1  Label (2-6 woorden):  </w:t>
+        <w:t xml:space="preserve">Predictor 1  Label:  </w:t>
       </w:r>
       <w:r>
         <w:rPr>
@@ -1526,7 +1548,7 @@
           <w:b/>
           <w:sz w:val="20"/>
         </w:rPr>
-        <w:t xml:space="preserve">Predictor 2  Label (2-6 woorden):  </w:t>
+        <w:t xml:space="preserve">Predictor 2  Label:  </w:t>
       </w:r>
       <w:r>
         <w:rPr>
@@ -1542,7 +1564,7 @@
           <w:b/>
           <w:sz w:val="20"/>
         </w:rPr>
-        <w:t xml:space="preserve">Predictor 3  Label (2-6 woorden):  </w:t>
+        <w:t xml:space="preserve">Predictor 3  Label:  </w:t>
       </w:r>
       <w:r>
         <w:rPr>
@@ -1558,7 +1580,7 @@
           <w:b/>
           <w:sz w:val="20"/>
         </w:rPr>
-        <w:t xml:space="preserve">Predictor 4  Label (2-6 woorden):  </w:t>
+        <w:t xml:space="preserve">Predictor 4  Label:  </w:t>
       </w:r>
       <w:r>
         <w:rPr>
@@ -1574,7 +1596,7 @@
           <w:b/>
           <w:sz w:val="20"/>
         </w:rPr>
-        <w:t xml:space="preserve">Predictor 5  Label (2-6 woorden):  </w:t>
+        <w:t xml:space="preserve">Predictor 5  Label:  </w:t>
       </w:r>
       <w:r>
         <w:rPr>
@@ -1689,7 +1711,7 @@
           <w:b/>
           <w:sz w:val="20"/>
         </w:rPr>
-        <w:t xml:space="preserve">Predictor 1  Label (2-6 woorden):  </w:t>
+        <w:t xml:space="preserve">Predictor 1  Label:  </w:t>
       </w:r>
       <w:r>
         <w:rPr>
@@ -1705,7 +1727,7 @@
           <w:b/>
           <w:sz w:val="20"/>
         </w:rPr>
-        <w:t xml:space="preserve">Predictor 2  Label (2-6 woorden):  </w:t>
+        <w:t xml:space="preserve">Predictor 2  Label:  </w:t>
       </w:r>
       <w:r>
         <w:rPr>
@@ -1721,7 +1743,7 @@
           <w:b/>
           <w:sz w:val="20"/>
         </w:rPr>
-        <w:t xml:space="preserve">Predictor 3  Label (2-6 woorden):  </w:t>
+        <w:t xml:space="preserve">Predictor 3  Label:  </w:t>
       </w:r>
       <w:r>
         <w:rPr>
@@ -1737,7 +1759,7 @@
           <w:b/>
           <w:sz w:val="20"/>
         </w:rPr>
-        <w:t xml:space="preserve">Predictor 4  Label (2-6 woorden):  </w:t>
+        <w:t xml:space="preserve">Predictor 4  Label:  </w:t>
       </w:r>
       <w:r>
         <w:rPr>
@@ -1753,7 +1775,7 @@
           <w:b/>
           <w:sz w:val="20"/>
         </w:rPr>
-        <w:t xml:space="preserve">Predictor 5  Label (2-6 woorden):  </w:t>
+        <w:t xml:space="preserve">Predictor 5  Label:  </w:t>
       </w:r>
       <w:r>
         <w:rPr>
@@ -1775,6 +1797,17 @@
       </w:pPr>
       <w:r>
         <w:t>4  Deel 3: Prioritering van behandeldoelen</w:t>
+      </w:r>
+    </w:p>
+    <w:p>
+      <w:pPr/>
+      <w:r>
+        <w:rPr>
+          <w:i/>
+          <w:sz w:val="20"/>
+          <w:szCs w:val="20"/>
+        </w:rPr>
+        <w:t xml:space="preserve">Hoe leest u het netwerk en rangschikt u de behandelingsopties?</w:t>
       </w:r>
     </w:p>
     <w:p>
@@ -2212,6 +2245,17 @@
       </w:r>
     </w:p>
     <w:p>
+      <w:pPr/>
+      <w:r>
+        <w:rPr>
+          <w:i/>
+          <w:sz w:val="20"/>
+          <w:szCs w:val="20"/>
+        </w:rPr>
+        <w:t xml:space="preserve">Hoe selecteert u de meest passende EMA-items per behandeldoel?</w:t>
+      </w:r>
+    </w:p>
+    <w:p>
       <w:pPr>
         <w:jc w:val="left"/>
         <w:shd w:val="clear" w:color="auto" w:fill="EDE9FE"/>
@@ -2911,6 +2955,17 @@
       </w:pPr>
       <w:r>
         <w:t>6  Deel 5: Mobiele coachingsboodschap</w:t>
+      </w:r>
+    </w:p>
+    <w:p>
+      <w:pPr/>
+      <w:r>
+        <w:rPr>
+          <w:i/>
+          <w:sz w:val="20"/>
+          <w:szCs w:val="20"/>
+        </w:rPr>
+        <w:t xml:space="preserve">Hoe formuleert u een effectieve coachingsboodschap?</w:t>
       </w:r>
     </w:p>
     <w:p>
